--- a/项目文档/项目计划书.docx
+++ b/项目文档/项目计划书.docx
@@ -185,7 +185,7 @@
                 <w:b/>
                 <w:bCs/>
                 <w:color w:val="000000" w:themeColor="text1"/>
-                <w:spacing w:val="373"/>
+                <w:spacing w:val="360"/>
                 <w:kern w:val="0"/>
                 <w:sz w:val="28"/>
                 <w:szCs w:val="22"/>
@@ -199,7 +199,6 @@
                 <w:b/>
                 <w:bCs/>
                 <w:color w:val="000000" w:themeColor="text1"/>
-                <w:spacing w:val="1"/>
                 <w:kern w:val="0"/>
                 <w:sz w:val="28"/>
                 <w:szCs w:val="22"/>
@@ -293,7 +292,7 @@
                 <w:b/>
                 <w:bCs/>
                 <w:color w:val="000000" w:themeColor="text1"/>
-                <w:spacing w:val="700"/>
+                <w:spacing w:val="680"/>
                 <w:kern w:val="0"/>
                 <w:sz w:val="28"/>
                 <w:szCs w:val="22"/>
@@ -307,6 +306,7 @@
                 <w:b/>
                 <w:bCs/>
                 <w:color w:val="000000" w:themeColor="text1"/>
+                <w:spacing w:val="10"/>
                 <w:kern w:val="0"/>
                 <w:sz w:val="28"/>
                 <w:szCs w:val="22"/>
@@ -401,7 +401,7 @@
                 <w:b/>
                 <w:bCs/>
                 <w:color w:val="000000" w:themeColor="text1"/>
-                <w:spacing w:val="373"/>
+                <w:spacing w:val="360"/>
                 <w:kern w:val="0"/>
                 <w:sz w:val="28"/>
                 <w:szCs w:val="22"/>
@@ -415,7 +415,6 @@
                 <w:b/>
                 <w:bCs/>
                 <w:color w:val="000000" w:themeColor="text1"/>
-                <w:spacing w:val="1"/>
                 <w:kern w:val="0"/>
                 <w:sz w:val="28"/>
                 <w:szCs w:val="22"/>
@@ -510,7 +509,7 @@
                 <w:b/>
                 <w:bCs/>
                 <w:color w:val="000000" w:themeColor="text1"/>
-                <w:spacing w:val="373"/>
+                <w:spacing w:val="371"/>
                 <w:kern w:val="0"/>
                 <w:sz w:val="28"/>
                 <w:szCs w:val="22"/>
@@ -524,7 +523,7 @@
                 <w:b/>
                 <w:bCs/>
                 <w:color w:val="000000" w:themeColor="text1"/>
-                <w:spacing w:val="1"/>
+                <w:spacing w:val="3"/>
                 <w:kern w:val="0"/>
                 <w:sz w:val="28"/>
                 <w:szCs w:val="22"/>
@@ -621,12 +620,29 @@
                 <w:b/>
                 <w:bCs/>
                 <w:color w:val="000000" w:themeColor="text1"/>
+                <w:spacing w:val="13"/>
+                <w:w w:val="96"/>
                 <w:kern w:val="0"/>
                 <w:sz w:val="28"/>
                 <w:szCs w:val="22"/>
                 <w:fitText w:val="2240" w:id="-754066682"/>
               </w:rPr>
-              <w:t>项目参与学生人数</w:t>
+              <w:t>项目参与学生人</w:t>
+            </w:r>
+            <w:r>
+              <w:rPr>
+                <w:rFonts w:ascii="仿宋_GB2312" w:eastAsia="仿宋_GB2312" w:hAnsi="仿宋_GB2312" w:hint="eastAsia"/>
+                <w:b/>
+                <w:bCs/>
+                <w:color w:val="000000" w:themeColor="text1"/>
+                <w:spacing w:val="6"/>
+                <w:w w:val="96"/>
+                <w:kern w:val="0"/>
+                <w:sz w:val="28"/>
+                <w:szCs w:val="22"/>
+                <w:fitText w:val="2240" w:id="-754066682"/>
+              </w:rPr>
+              <w:t>数</w:t>
             </w:r>
           </w:p>
         </w:tc>
@@ -715,7 +731,7 @@
                 <w:b/>
                 <w:bCs/>
                 <w:color w:val="000000" w:themeColor="text1"/>
-                <w:spacing w:val="112"/>
+                <w:spacing w:val="110"/>
                 <w:kern w:val="0"/>
                 <w:sz w:val="28"/>
                 <w:szCs w:val="22"/>
@@ -729,6 +745,7 @@
                 <w:b/>
                 <w:bCs/>
                 <w:color w:val="000000" w:themeColor="text1"/>
+                <w:spacing w:val="4"/>
                 <w:kern w:val="0"/>
                 <w:sz w:val="28"/>
                 <w:szCs w:val="22"/>
@@ -2522,7 +2539,7 @@
         <w:pStyle w:val="2"/>
         <w:spacing w:before="0" w:after="0" w:line="240" w:lineRule="auto"/>
         <w:rPr>
-          <w:rFonts w:ascii="宋体" w:hAnsi="宋体" w:cs="宋体"/>
+          <w:rFonts w:ascii="宋体" w:hAnsi="宋体" w:cs="宋体" w:hint="eastAsia"/>
         </w:rPr>
       </w:pPr>
       <w:bookmarkStart w:id="7" w:name="_Toc191766364"/>
@@ -2689,7 +2706,37 @@
                 <w:color w:val="000000" w:themeColor="text1"/>
                 <w:sz w:val="24"/>
               </w:rPr>
-              <w:t>编写各种文档，整合系统,整体测试</w:t>
+              <w:t>编写各种文档</w:t>
+            </w:r>
+            <w:r>
+              <w:rPr>
+                <w:rFonts w:ascii="仿宋_GB2312" w:eastAsia="仿宋_GB2312" w:hAnsi="仿宋_GB2312" w:hint="eastAsia"/>
+                <w:b/>
+                <w:bCs/>
+                <w:color w:val="000000" w:themeColor="text1"/>
+                <w:sz w:val="24"/>
+              </w:rPr>
+              <w:t>，概要设计</w:t>
+            </w:r>
+            <w:r>
+              <w:rPr>
+                <w:rFonts w:ascii="仿宋_GB2312" w:eastAsia="仿宋_GB2312" w:hAnsi="仿宋_GB2312" w:hint="eastAsia"/>
+                <w:b/>
+                <w:bCs/>
+                <w:color w:val="000000" w:themeColor="text1"/>
+                <w:sz w:val="24"/>
+              </w:rPr>
+              <w:t>，整合系统,整体测试</w:t>
+            </w:r>
+            <w:r>
+              <w:rPr>
+                <w:rFonts w:ascii="仿宋_GB2312" w:eastAsia="仿宋_GB2312" w:hAnsi="仿宋_GB2312" w:hint="eastAsia"/>
+                <w:b/>
+                <w:bCs/>
+                <w:color w:val="000000" w:themeColor="text1"/>
+                <w:sz w:val="24"/>
+              </w:rPr>
+              <w:t>，部署</w:t>
             </w:r>
           </w:p>
         </w:tc>
@@ -2759,7 +2806,47 @@
                 <w:color w:val="000000" w:themeColor="text1"/>
                 <w:sz w:val="24"/>
               </w:rPr>
-              <w:t>后端，测试后端</w:t>
+              <w:t>后端</w:t>
+            </w:r>
+            <w:r>
+              <w:rPr>
+                <w:rFonts w:ascii="仿宋_GB2312" w:eastAsia="仿宋_GB2312" w:hAnsi="仿宋_GB2312" w:hint="eastAsia"/>
+                <w:b/>
+                <w:bCs/>
+                <w:color w:val="000000" w:themeColor="text1"/>
+                <w:sz w:val="24"/>
+              </w:rPr>
+              <w:t>需求分析</w:t>
+            </w:r>
+            <w:r>
+              <w:rPr>
+                <w:rFonts w:ascii="仿宋_GB2312" w:eastAsia="仿宋_GB2312" w:hAnsi="仿宋_GB2312" w:hint="eastAsia"/>
+                <w:b/>
+                <w:bCs/>
+                <w:color w:val="000000" w:themeColor="text1"/>
+                <w:sz w:val="24"/>
+              </w:rPr>
+              <w:t>，</w:t>
+            </w:r>
+            <w:r>
+              <w:rPr>
+                <w:rFonts w:ascii="仿宋_GB2312" w:eastAsia="仿宋_GB2312" w:hAnsi="仿宋_GB2312" w:hint="eastAsia"/>
+                <w:b/>
+                <w:bCs/>
+                <w:color w:val="000000" w:themeColor="text1"/>
+                <w:sz w:val="24"/>
+              </w:rPr>
+              <w:t>编码，</w:t>
+            </w:r>
+            <w:r>
+              <w:rPr>
+                <w:rFonts w:ascii="仿宋_GB2312" w:eastAsia="仿宋_GB2312" w:hAnsi="仿宋_GB2312" w:hint="eastAsia"/>
+                <w:b/>
+                <w:bCs/>
+                <w:color w:val="000000" w:themeColor="text1"/>
+                <w:sz w:val="24"/>
+              </w:rPr>
+              <w:t>测试</w:t>
             </w:r>
           </w:p>
         </w:tc>
@@ -2829,7 +2916,47 @@
                 <w:color w:val="000000" w:themeColor="text1"/>
                 <w:sz w:val="24"/>
               </w:rPr>
-              <w:t>后端，测试后端</w:t>
+              <w:t>后端</w:t>
+            </w:r>
+            <w:r>
+              <w:rPr>
+                <w:rFonts w:ascii="仿宋_GB2312" w:eastAsia="仿宋_GB2312" w:hAnsi="仿宋_GB2312" w:hint="eastAsia"/>
+                <w:b/>
+                <w:bCs/>
+                <w:color w:val="000000" w:themeColor="text1"/>
+                <w:sz w:val="24"/>
+              </w:rPr>
+              <w:t>设计</w:t>
+            </w:r>
+            <w:r>
+              <w:rPr>
+                <w:rFonts w:ascii="仿宋_GB2312" w:eastAsia="仿宋_GB2312" w:hAnsi="仿宋_GB2312" w:hint="eastAsia"/>
+                <w:b/>
+                <w:bCs/>
+                <w:color w:val="000000" w:themeColor="text1"/>
+                <w:sz w:val="24"/>
+              </w:rPr>
+              <w:t>，</w:t>
+            </w:r>
+            <w:r>
+              <w:rPr>
+                <w:rFonts w:ascii="仿宋_GB2312" w:eastAsia="仿宋_GB2312" w:hAnsi="仿宋_GB2312" w:hint="eastAsia"/>
+                <w:b/>
+                <w:bCs/>
+                <w:color w:val="000000" w:themeColor="text1"/>
+                <w:sz w:val="24"/>
+              </w:rPr>
+              <w:t>编码，</w:t>
+            </w:r>
+            <w:r>
+              <w:rPr>
+                <w:rFonts w:ascii="仿宋_GB2312" w:eastAsia="仿宋_GB2312" w:hAnsi="仿宋_GB2312" w:hint="eastAsia"/>
+                <w:b/>
+                <w:bCs/>
+                <w:color w:val="000000" w:themeColor="text1"/>
+                <w:sz w:val="24"/>
+              </w:rPr>
+              <w:t>测试</w:t>
             </w:r>
           </w:p>
         </w:tc>
@@ -2899,7 +3026,47 @@
                 <w:color w:val="000000" w:themeColor="text1"/>
                 <w:sz w:val="24"/>
               </w:rPr>
-              <w:t>前端，测试前端</w:t>
+              <w:t>前端</w:t>
+            </w:r>
+            <w:r>
+              <w:rPr>
+                <w:rFonts w:ascii="仿宋_GB2312" w:eastAsia="仿宋_GB2312" w:hAnsi="仿宋_GB2312" w:hint="eastAsia"/>
+                <w:b/>
+                <w:bCs/>
+                <w:color w:val="000000" w:themeColor="text1"/>
+                <w:sz w:val="24"/>
+              </w:rPr>
+              <w:t>需求分析</w:t>
+            </w:r>
+            <w:r>
+              <w:rPr>
+                <w:rFonts w:ascii="仿宋_GB2312" w:eastAsia="仿宋_GB2312" w:hAnsi="仿宋_GB2312" w:hint="eastAsia"/>
+                <w:b/>
+                <w:bCs/>
+                <w:color w:val="000000" w:themeColor="text1"/>
+                <w:sz w:val="24"/>
+              </w:rPr>
+              <w:t>，</w:t>
+            </w:r>
+            <w:r>
+              <w:rPr>
+                <w:rFonts w:ascii="仿宋_GB2312" w:eastAsia="仿宋_GB2312" w:hAnsi="仿宋_GB2312" w:hint="eastAsia"/>
+                <w:b/>
+                <w:bCs/>
+                <w:color w:val="000000" w:themeColor="text1"/>
+                <w:sz w:val="24"/>
+              </w:rPr>
+              <w:t>用户界面</w:t>
+            </w:r>
+            <w:r>
+              <w:rPr>
+                <w:rFonts w:ascii="仿宋_GB2312" w:eastAsia="仿宋_GB2312" w:hAnsi="仿宋_GB2312" w:hint="eastAsia"/>
+                <w:b/>
+                <w:bCs/>
+                <w:color w:val="000000" w:themeColor="text1"/>
+                <w:sz w:val="24"/>
+              </w:rPr>
+              <w:t>测试</w:t>
             </w:r>
           </w:p>
         </w:tc>
@@ -2979,7 +3146,7 @@
       <w:pPr>
         <w:jc w:val="center"/>
         <w:rPr>
-          <w:rFonts w:ascii="黑体" w:eastAsia="黑体" w:hAnsi="黑体"/>
+          <w:rFonts w:ascii="黑体" w:eastAsia="黑体" w:hAnsi="黑体" w:hint="eastAsia"/>
         </w:rPr>
       </w:pPr>
       <w:r>
@@ -3047,10 +3214,29 @@
       <w:pPr>
         <w:ind w:firstLineChars="200" w:firstLine="480"/>
         <w:rPr>
+          <w:rFonts w:ascii="宋体" w:hAnsi="宋体" w:cs="宋体" w:hint="eastAsia"/>
+          <w:color w:val="000000" w:themeColor="text1"/>
+          <w:sz w:val="24"/>
+        </w:rPr>
+      </w:pPr>
+      <w:r>
+        <w:rPr>
           <w:rFonts w:ascii="宋体" w:hAnsi="宋体" w:cs="宋体"/>
           <w:color w:val="000000" w:themeColor="text1"/>
           <w:sz w:val="24"/>
         </w:rPr>
+        <w:t>随着人们健康意识的提升和信息技术的发展，越来越多用户希望通过数字化手段记录和管理个人健康数据，同时获取权威、实用的健康资讯。传统健康管理方式存在信息分散、交互性差、个性化不足等问题，难以满足现代用户的需求。本项目正是在这一背景下提出，旨在构建一个集健康数据管理、可视化分析与资讯服务于一体的平台，提升用户健康管理的便利性与科学性。</w:t>
+      </w:r>
+      <w:bookmarkStart w:id="13" w:name="_Toc8067"/>
+    </w:p>
+    <w:p>
+      <w:pPr>
+        <w:ind w:firstLineChars="200" w:firstLine="480"/>
+        <w:rPr>
+          <w:rFonts w:ascii="宋体" w:hAnsi="宋体" w:cs="宋体" w:hint="eastAsia"/>
+          <w:color w:val="000000" w:themeColor="text1"/>
+          <w:sz w:val="24"/>
+        </w:rPr>
       </w:pPr>
       <w:r>
         <w:rPr>
@@ -3058,107 +3244,34 @@
           <w:color w:val="000000" w:themeColor="text1"/>
           <w:sz w:val="24"/>
         </w:rPr>
-        <w:t>随着人们健康意识的提升和信息技术的发展，越来越多用户希望通过数字化手段记录和管理个人健康数据，同时获取权威、实用的健康资讯。传统健康管理方式存在信息分散、交互性差、个性化不足等问题，难以满足现代用户的需求。本项目正是在这一背景下提出，旨在构建一个集健康数据管理、可视化分析与资讯服务于一体的平台，提升用户健康管理的便利性与科学性。</w:t>
-      </w:r>
-      <w:bookmarkStart w:id="13" w:name="_Toc8067"/>
+        <w:t>系统为用户提供便捷的注册与登录功能，支持个人信息修改、密码管理等基础服务。用户可浏览健康资讯，按标签分类或关键词搜索感兴趣内容，并可进行收藏、评论等交互操作。平台支持用户录入个人健康数据，系统自动生成可视化图表，帮助用户直观了解健康变化趋势。</w:t>
+      </w:r>
     </w:p>
     <w:p>
       <w:pPr>
         <w:ind w:firstLineChars="200" w:firstLine="480"/>
         <w:rPr>
+          <w:rFonts w:ascii="宋体" w:hAnsi="宋体" w:cs="宋体" w:hint="eastAsia"/>
+          <w:color w:val="000000" w:themeColor="text1"/>
+          <w:sz w:val="24"/>
+        </w:rPr>
+      </w:pPr>
+      <w:r>
+        <w:rPr>
           <w:rFonts w:ascii="宋体" w:hAnsi="宋体" w:cs="宋体"/>
           <w:color w:val="000000" w:themeColor="text1"/>
           <w:sz w:val="24"/>
         </w:rPr>
-      </w:pPr>
+        <w:t>后台管理功能丰富，管理员可管理健康资讯与标签、配置健康模型指标、审核评论内容，并通过推荐与置顶功能优化资讯展示。系统同时具备完善的消息推送机制，支持系统通知的创建、查看与状态标记。首页提供数据可视化看</w:t>
+      </w:r>
       <w:r>
         <w:rPr>
           <w:rFonts w:ascii="宋体" w:hAnsi="宋体" w:cs="宋体"/>
           <w:color w:val="000000" w:themeColor="text1"/>
           <w:sz w:val="24"/>
         </w:rPr>
-        <w:t>系统为用户提供便捷的注册与登录功能，支持个人信息修改、密码管理等基础服务。用户可浏览健康资讯，按标签分类或关键词搜索感兴趣内容，并可进行收藏、评论等交互操作。平台支持用户录入个人健康数据，系统自动生成可视化图表，帮助用户直观了解健康变化趋势。</w:t>
-      </w:r>
-    </w:p>
-    <w:p>
-      <w:pPr>
-        <w:ind w:firstLineChars="200" w:firstLine="480"/>
-        <w:rPr>
-          <w:rFonts w:ascii="宋体" w:hAnsi="宋体" w:cs="宋体"/>
-          <w:color w:val="000000" w:themeColor="text1"/>
-          <w:sz w:val="24"/>
-        </w:rPr>
-      </w:pPr>
-      <w:r>
-        <w:rPr>
-          <w:rFonts w:ascii="宋体" w:hAnsi="宋体" w:cs="宋体"/>
-          <w:color w:val="000000" w:themeColor="text1"/>
-          <w:sz w:val="24"/>
-        </w:rPr>
-        <w:t>后台管理功能丰富，管理员可管理健康资讯与标签、配置健康模型指标、审核评论内容，并通过推荐</w:t>
-      </w:r>
-      <w:proofErr w:type="gramStart"/>
-      <w:r>
-        <w:rPr>
-          <w:rFonts w:ascii="宋体" w:hAnsi="宋体" w:cs="宋体"/>
-          <w:color w:val="000000" w:themeColor="text1"/>
-          <w:sz w:val="24"/>
-        </w:rPr>
-        <w:t>与置顶功能</w:t>
-      </w:r>
-      <w:proofErr w:type="gramEnd"/>
-      <w:r>
-        <w:rPr>
-          <w:rFonts w:ascii="宋体" w:hAnsi="宋体" w:cs="宋体"/>
-          <w:color w:val="000000" w:themeColor="text1"/>
-          <w:sz w:val="24"/>
-        </w:rPr>
-        <w:t>优化资讯展示。系统同时具备完善的消息推送机制，支持系统通知的创建、查看与状态标记。首页提供数据可视化看</w:t>
-      </w:r>
-      <w:r>
-        <w:rPr>
-          <w:rFonts w:ascii="宋体" w:hAnsi="宋体" w:cs="宋体"/>
-          <w:color w:val="000000" w:themeColor="text1"/>
-          <w:sz w:val="24"/>
-        </w:rPr>
         <w:lastRenderedPageBreak/>
-        <w:t>板，实时展示注册用户数、</w:t>
-      </w:r>
-      <w:proofErr w:type="gramStart"/>
-      <w:r>
-        <w:rPr>
-          <w:rFonts w:ascii="宋体" w:hAnsi="宋体" w:cs="宋体"/>
-          <w:color w:val="000000" w:themeColor="text1"/>
-          <w:sz w:val="24"/>
-        </w:rPr>
-        <w:t>日活跃</w:t>
-      </w:r>
-      <w:proofErr w:type="gramEnd"/>
-      <w:r>
-        <w:rPr>
-          <w:rFonts w:ascii="宋体" w:hAnsi="宋体" w:cs="宋体"/>
-          <w:color w:val="000000" w:themeColor="text1"/>
-          <w:sz w:val="24"/>
-        </w:rPr>
-        <w:t>用户、最新健康数据等核心指标，助力平台运营分析。通过健康模型自定义、数据可视化分析和多维资讯</w:t>
-      </w:r>
-      <w:proofErr w:type="gramStart"/>
-      <w:r>
-        <w:rPr>
-          <w:rFonts w:ascii="宋体" w:hAnsi="宋体" w:cs="宋体"/>
-          <w:color w:val="000000" w:themeColor="text1"/>
-          <w:sz w:val="24"/>
-        </w:rPr>
-        <w:t>交互等</w:t>
-      </w:r>
-      <w:proofErr w:type="gramEnd"/>
-      <w:r>
-        <w:rPr>
-          <w:rFonts w:ascii="宋体" w:hAnsi="宋体" w:cs="宋体"/>
-          <w:color w:val="000000" w:themeColor="text1"/>
-          <w:sz w:val="24"/>
-        </w:rPr>
-        <w:t>功能创新，项目有效提升了用户的健康管理意识与信息获取效率</w:t>
+        <w:t>板，实时展示注册用户数、日活跃用户、最新健康数据等核心指标，助力平台运营分析。通过健康模型自定义、数据可视化分析和多维资讯交互等功能创新，项目有效提升了用户的健康管理意识与信息获取效率</w:t>
       </w:r>
       <w:r>
         <w:rPr>
@@ -3203,7 +3316,7 @@
         <w:pStyle w:val="2"/>
         <w:spacing w:before="0" w:after="0" w:line="240" w:lineRule="auto"/>
         <w:rPr>
-          <w:rFonts w:ascii="宋体" w:hAnsi="宋体" w:cs="宋体"/>
+          <w:rFonts w:ascii="宋体" w:hAnsi="宋体" w:cs="宋体" w:hint="eastAsia"/>
           <w:sz w:val="30"/>
           <w:szCs w:val="30"/>
         </w:rPr>
@@ -3223,10 +3336,28 @@
       <w:pPr>
         <w:ind w:firstLineChars="200" w:firstLine="480"/>
         <w:rPr>
+          <w:rFonts w:ascii="宋体" w:hAnsi="宋体" w:cs="宋体" w:hint="eastAsia"/>
+          <w:color w:val="000000" w:themeColor="text1"/>
+          <w:sz w:val="24"/>
+        </w:rPr>
+      </w:pPr>
+      <w:r>
+        <w:rPr>
           <w:rFonts w:ascii="宋体" w:hAnsi="宋体" w:cs="宋体"/>
           <w:color w:val="000000" w:themeColor="text1"/>
           <w:sz w:val="24"/>
         </w:rPr>
+        <w:t>本项目采用前后端分离的技术架构，前端使用 Vue.js 框架实现页面构建与用户交互，后端采用 Spring Boot 框架构建 RESTful API，提供稳定高效的数据服务支持。数据库选用 MySQL 进行数据持久化存储，结合 MyBatis 实现对象关系映射，确保数据读写效率与结构清晰。</w:t>
+      </w:r>
+    </w:p>
+    <w:p>
+      <w:pPr>
+        <w:ind w:firstLineChars="200" w:firstLine="480"/>
+        <w:rPr>
+          <w:rFonts w:ascii="宋体" w:hAnsi="宋体" w:cs="宋体" w:hint="eastAsia"/>
+          <w:color w:val="000000" w:themeColor="text1"/>
+          <w:sz w:val="24"/>
+        </w:rPr>
       </w:pPr>
       <w:r>
         <w:rPr>
@@ -3234,115 +3365,25 @@
           <w:color w:val="000000" w:themeColor="text1"/>
           <w:sz w:val="24"/>
         </w:rPr>
-        <w:t xml:space="preserve">本项目采用前后端分离的技术架构，前端使用 Vue.js 框架实现页面构建与用户交互，后端采用 Spring Boot 框架构建 RESTful API，提供稳定高效的数据服务支持。数据库选用 MySQL 进行数据持久化存储，结合 </w:t>
-      </w:r>
-      <w:proofErr w:type="spellStart"/>
+        <w:t>在用户身份管理方面，系统引入 JWT（JSON Web Token）技术实现登录鉴权，保障数据传输的安全性。密码加密采用 bcrypt 算法，增强用户信息的安全保护。前端通过 Axios 实现与后端的接口通信，并在表单交互中集成格式校验与错误提示，提高用户操作体验。</w:t>
+      </w:r>
+    </w:p>
+    <w:p>
+      <w:pPr>
+        <w:ind w:firstLineChars="200" w:firstLine="480"/>
+        <w:rPr>
+          <w:rFonts w:ascii="宋体" w:hAnsi="宋体" w:cs="宋体" w:hint="eastAsia"/>
+          <w:color w:val="000000" w:themeColor="text1"/>
+          <w:sz w:val="24"/>
+        </w:rPr>
+      </w:pPr>
       <w:r>
         <w:rPr>
           <w:rFonts w:ascii="宋体" w:hAnsi="宋体" w:cs="宋体"/>
           <w:color w:val="000000" w:themeColor="text1"/>
           <w:sz w:val="24"/>
         </w:rPr>
-        <w:t>MyBatis</w:t>
-      </w:r>
-      <w:proofErr w:type="spellEnd"/>
-      <w:r>
-        <w:rPr>
-          <w:rFonts w:ascii="宋体" w:hAnsi="宋体" w:cs="宋体"/>
-          <w:color w:val="000000" w:themeColor="text1"/>
-          <w:sz w:val="24"/>
-        </w:rPr>
-        <w:t xml:space="preserve"> 实现对象关系映射，确保数据读写效率与结构清晰。</w:t>
-      </w:r>
-    </w:p>
-    <w:p>
-      <w:pPr>
-        <w:ind w:firstLineChars="200" w:firstLine="480"/>
-        <w:rPr>
-          <w:rFonts w:ascii="宋体" w:hAnsi="宋体" w:cs="宋体"/>
-          <w:color w:val="000000" w:themeColor="text1"/>
-          <w:sz w:val="24"/>
-        </w:rPr>
-      </w:pPr>
-      <w:r>
-        <w:rPr>
-          <w:rFonts w:ascii="宋体" w:hAnsi="宋体" w:cs="宋体"/>
-          <w:color w:val="000000" w:themeColor="text1"/>
-          <w:sz w:val="24"/>
-        </w:rPr>
-        <w:t xml:space="preserve">在用户身份管理方面，系统引入 JWT（JSON Web Token）技术实现登录鉴权，保障数据传输的安全性。密码加密采用 </w:t>
-      </w:r>
-      <w:proofErr w:type="spellStart"/>
-      <w:r>
-        <w:rPr>
-          <w:rFonts w:ascii="宋体" w:hAnsi="宋体" w:cs="宋体"/>
-          <w:color w:val="000000" w:themeColor="text1"/>
-          <w:sz w:val="24"/>
-        </w:rPr>
-        <w:t>bcrypt</w:t>
-      </w:r>
-      <w:proofErr w:type="spellEnd"/>
-      <w:r>
-        <w:rPr>
-          <w:rFonts w:ascii="宋体" w:hAnsi="宋体" w:cs="宋体"/>
-          <w:color w:val="000000" w:themeColor="text1"/>
-          <w:sz w:val="24"/>
-        </w:rPr>
-        <w:t xml:space="preserve"> 算法，增强用户信息的安全保护。前端通过 Axios 实现与后端的接口通信，并在表单</w:t>
-      </w:r>
-      <w:proofErr w:type="gramStart"/>
-      <w:r>
-        <w:rPr>
-          <w:rFonts w:ascii="宋体" w:hAnsi="宋体" w:cs="宋体"/>
-          <w:color w:val="000000" w:themeColor="text1"/>
-          <w:sz w:val="24"/>
-        </w:rPr>
-        <w:t>交互中</w:t>
-      </w:r>
-      <w:proofErr w:type="gramEnd"/>
-      <w:r>
-        <w:rPr>
-          <w:rFonts w:ascii="宋体" w:hAnsi="宋体" w:cs="宋体"/>
-          <w:color w:val="000000" w:themeColor="text1"/>
-          <w:sz w:val="24"/>
-        </w:rPr>
-        <w:t>集成格式校验与错误提示，提高用户操作体验。</w:t>
-      </w:r>
-    </w:p>
-    <w:p>
-      <w:pPr>
-        <w:ind w:firstLineChars="200" w:firstLine="480"/>
-        <w:rPr>
-          <w:rFonts w:ascii="宋体" w:hAnsi="宋体" w:cs="宋体"/>
-          <w:color w:val="000000" w:themeColor="text1"/>
-          <w:sz w:val="24"/>
-        </w:rPr>
-      </w:pPr>
-      <w:r>
-        <w:rPr>
-          <w:rFonts w:ascii="宋体" w:hAnsi="宋体" w:cs="宋体"/>
-          <w:color w:val="000000" w:themeColor="text1"/>
-          <w:sz w:val="24"/>
-        </w:rPr>
-        <w:t xml:space="preserve">在健康数据处理上，系统支持多维指标的录入与管理，管理员可在后台自定义健康模型配置。用户提交的健康记录将由后端处理后生成数据图表，使用 </w:t>
-      </w:r>
-      <w:proofErr w:type="spellStart"/>
-      <w:r>
-        <w:rPr>
-          <w:rFonts w:ascii="宋体" w:hAnsi="宋体" w:cs="宋体"/>
-          <w:color w:val="000000" w:themeColor="text1"/>
-          <w:sz w:val="24"/>
-        </w:rPr>
-        <w:t>ECharts</w:t>
-      </w:r>
-      <w:proofErr w:type="spellEnd"/>
-      <w:r>
-        <w:rPr>
-          <w:rFonts w:ascii="宋体" w:hAnsi="宋体" w:cs="宋体"/>
-          <w:color w:val="000000" w:themeColor="text1"/>
-          <w:sz w:val="24"/>
-        </w:rPr>
-        <w:t xml:space="preserve"> 实现前端图形化展示，便于用户直观掌握健康趋势。</w:t>
+        <w:t>在健康数据处理上，系统支持多维指标的录入与管理，管理员可在后台自定义健康模型配置。用户提交的健康记录将由后端处理后生成数据图表，使用 ECharts 实现前端图形化展示，便于用户直观掌握健康趋势。</w:t>
       </w:r>
     </w:p>
     <w:p>
@@ -3387,167 +3428,151 @@
     <w:p>
       <w:pPr>
         <w:rPr>
+          <w:rFonts w:ascii="宋体" w:hAnsi="宋体" w:cs="宋体" w:hint="eastAsia"/>
+          <w:sz w:val="24"/>
+        </w:rPr>
+      </w:pPr>
+      <w:r>
+        <w:rPr>
+          <w:rFonts w:ascii="宋体" w:hAnsi="宋体" w:cs="宋体" w:hint="eastAsia"/>
+          <w:sz w:val="24"/>
+        </w:rPr>
+        <w:t xml:space="preserve">1. </w:t>
+      </w:r>
+      <w:r>
+        <w:rPr>
           <w:rFonts w:ascii="宋体" w:hAnsi="宋体" w:cs="宋体"/>
           <w:sz w:val="24"/>
         </w:rPr>
-      </w:pPr>
-      <w:r>
-        <w:rPr>
-          <w:rFonts w:ascii="宋体" w:hAnsi="宋体" w:cs="宋体" w:hint="eastAsia"/>
-          <w:sz w:val="24"/>
-        </w:rPr>
-        <w:t xml:space="preserve">1. </w:t>
-      </w:r>
+        <w:t>技术可行性</w:t>
+      </w:r>
+    </w:p>
+    <w:p>
+      <w:pPr>
+        <w:ind w:firstLine="420"/>
+        <w:rPr>
+          <w:rFonts w:ascii="宋体" w:hAnsi="宋体" w:cs="宋体" w:hint="eastAsia"/>
+          <w:sz w:val="24"/>
+        </w:rPr>
+      </w:pPr>
       <w:r>
         <w:rPr>
           <w:rFonts w:ascii="宋体" w:hAnsi="宋体" w:cs="宋体"/>
           <w:sz w:val="24"/>
         </w:rPr>
-        <w:t>技术可行性</w:t>
+        <w:t>本项目采用 Vue.js、Spring Boot、MySQL 等成熟且广泛应用的技术栈，均具备丰富的开发文档与社区支持，能够有效降低开发难度与维护成本。系统架构清晰，模块划分明确，前后端通过 RESTful 接口通信，技术实现具备良好可行性。</w:t>
+      </w:r>
+    </w:p>
+    <w:p>
+      <w:pPr>
+        <w:rPr>
+          <w:rFonts w:ascii="宋体" w:hAnsi="宋体" w:cs="宋体" w:hint="eastAsia"/>
+          <w:sz w:val="24"/>
+        </w:rPr>
+      </w:pPr>
+      <w:r>
+        <w:rPr>
+          <w:rFonts w:ascii="宋体" w:hAnsi="宋体" w:cs="宋体" w:hint="eastAsia"/>
+          <w:sz w:val="24"/>
+        </w:rPr>
+        <w:t xml:space="preserve">2. </w:t>
+      </w:r>
+      <w:r>
+        <w:rPr>
+          <w:rFonts w:ascii="宋体" w:hAnsi="宋体" w:cs="宋体"/>
+          <w:sz w:val="24"/>
+        </w:rPr>
+        <w:t>经济可行性</w:t>
       </w:r>
     </w:p>
     <w:p>
       <w:pPr>
         <w:ind w:firstLine="420"/>
         <w:rPr>
+          <w:rFonts w:ascii="宋体" w:hAnsi="宋体" w:cs="宋体" w:hint="eastAsia"/>
+          <w:sz w:val="24"/>
+        </w:rPr>
+      </w:pPr>
+      <w:r>
+        <w:rPr>
           <w:rFonts w:ascii="宋体" w:hAnsi="宋体" w:cs="宋体"/>
           <w:sz w:val="24"/>
         </w:rPr>
-      </w:pPr>
+        <w:t>项目开发所需的技术工具均为开源软件，无需额外授权费用，基础服务器和数据库部署可使用本地或低成本云服务，整体投入可控。项目开发周期适中，团队规模合理，具备良好的成本效益比。</w:t>
+      </w:r>
+    </w:p>
+    <w:p>
+      <w:pPr>
+        <w:rPr>
+          <w:rFonts w:ascii="宋体" w:hAnsi="宋体" w:cs="宋体" w:hint="eastAsia"/>
+          <w:sz w:val="24"/>
+        </w:rPr>
+      </w:pPr>
+      <w:r>
+        <w:rPr>
+          <w:rFonts w:ascii="宋体" w:hAnsi="宋体" w:cs="宋体" w:hint="eastAsia"/>
+          <w:sz w:val="24"/>
+        </w:rPr>
+        <w:t xml:space="preserve">3. </w:t>
+      </w:r>
       <w:r>
         <w:rPr>
           <w:rFonts w:ascii="宋体" w:hAnsi="宋体" w:cs="宋体"/>
           <w:sz w:val="24"/>
         </w:rPr>
-        <w:t>本项目采用 Vue.js、Spring Boot、MySQL 等成熟且广泛应用的技术</w:t>
-      </w:r>
-      <w:proofErr w:type="gramStart"/>
+        <w:t>操作可行性</w:t>
+      </w:r>
+    </w:p>
+    <w:p>
+      <w:pPr>
+        <w:ind w:firstLine="420"/>
+        <w:rPr>
+          <w:rFonts w:ascii="宋体" w:hAnsi="宋体" w:cs="宋体" w:hint="eastAsia"/>
+          <w:sz w:val="24"/>
+        </w:rPr>
+      </w:pPr>
       <w:r>
         <w:rPr>
           <w:rFonts w:ascii="宋体" w:hAnsi="宋体" w:cs="宋体"/>
           <w:sz w:val="24"/>
         </w:rPr>
-        <w:t>栈</w:t>
-      </w:r>
-      <w:proofErr w:type="gramEnd"/>
+        <w:t>系统界面友好、功能实用，普通用户可轻松完成注册、数据录入和资讯浏览等操作，管理员则可通过后台高效完成内容管理和系统维护。系统使用门槛低，用户适应成本小，具备良好的操作可行性。</w:t>
+      </w:r>
+    </w:p>
+    <w:p>
+      <w:pPr>
+        <w:rPr>
+          <w:rFonts w:ascii="宋体" w:hAnsi="宋体" w:cs="宋体" w:hint="eastAsia"/>
+          <w:sz w:val="24"/>
+        </w:rPr>
+      </w:pPr>
+      <w:r>
+        <w:rPr>
+          <w:rFonts w:ascii="宋体" w:hAnsi="宋体" w:cs="宋体" w:hint="eastAsia"/>
+          <w:sz w:val="24"/>
+        </w:rPr>
+        <w:t xml:space="preserve">4. </w:t>
+      </w:r>
       <w:r>
         <w:rPr>
           <w:rFonts w:ascii="宋体" w:hAnsi="宋体" w:cs="宋体"/>
           <w:sz w:val="24"/>
         </w:rPr>
-        <w:t>，均具备丰富的开发文档与社区支持，能够有效降低开发难度与维护成本。系统架构清晰，模块划分明确，前后端通过 RESTful 接口通信，技术实现具备良好可行性。</w:t>
-      </w:r>
-    </w:p>
-    <w:p>
-      <w:pPr>
-        <w:rPr>
-          <w:rFonts w:ascii="宋体" w:hAnsi="宋体" w:cs="宋体"/>
-          <w:sz w:val="24"/>
-        </w:rPr>
-      </w:pPr>
-      <w:r>
-        <w:rPr>
-          <w:rFonts w:ascii="宋体" w:hAnsi="宋体" w:cs="宋体" w:hint="eastAsia"/>
-          <w:sz w:val="24"/>
-        </w:rPr>
-        <w:t xml:space="preserve">2. </w:t>
-      </w:r>
-      <w:r>
-        <w:rPr>
-          <w:rFonts w:ascii="宋体" w:hAnsi="宋体" w:cs="宋体"/>
-          <w:sz w:val="24"/>
-        </w:rPr>
-        <w:t>经济可行性</w:t>
+        <w:t>社会可行性</w:t>
+      </w:r>
+      <w:r>
+        <w:rPr>
+          <w:rFonts w:ascii="宋体" w:hAnsi="宋体" w:cs="宋体" w:hint="eastAsia"/>
+          <w:sz w:val="24"/>
+        </w:rPr>
+        <w:t xml:space="preserve"> </w:t>
       </w:r>
     </w:p>
     <w:p>
       <w:pPr>
         <w:ind w:firstLine="420"/>
         <w:rPr>
-          <w:rFonts w:ascii="宋体" w:hAnsi="宋体" w:cs="宋体"/>
-          <w:sz w:val="24"/>
-        </w:rPr>
-      </w:pPr>
-      <w:r>
-        <w:rPr>
-          <w:rFonts w:ascii="宋体" w:hAnsi="宋体" w:cs="宋体"/>
-          <w:sz w:val="24"/>
-        </w:rPr>
-        <w:t>项目开发所需的技术工具均为开源软件，无需额外授权费用，基础服务器和数据库部署可使用本地或低成本云服务，整体投入可控。项目开发周期适中，团队规模合理，具备良好的成本效益比。</w:t>
-      </w:r>
-    </w:p>
-    <w:p>
-      <w:pPr>
-        <w:rPr>
-          <w:rFonts w:ascii="宋体" w:hAnsi="宋体" w:cs="宋体"/>
-          <w:sz w:val="24"/>
-        </w:rPr>
-      </w:pPr>
-      <w:r>
-        <w:rPr>
-          <w:rFonts w:ascii="宋体" w:hAnsi="宋体" w:cs="宋体" w:hint="eastAsia"/>
-          <w:sz w:val="24"/>
-        </w:rPr>
-        <w:t xml:space="preserve">3. </w:t>
-      </w:r>
-      <w:r>
-        <w:rPr>
-          <w:rFonts w:ascii="宋体" w:hAnsi="宋体" w:cs="宋体"/>
-          <w:sz w:val="24"/>
-        </w:rPr>
-        <w:t>操作可行性</w:t>
-      </w:r>
-    </w:p>
-    <w:p>
-      <w:pPr>
-        <w:ind w:firstLine="420"/>
-        <w:rPr>
-          <w:rFonts w:ascii="宋体" w:hAnsi="宋体" w:cs="宋体"/>
-          <w:sz w:val="24"/>
-        </w:rPr>
-      </w:pPr>
-      <w:r>
-        <w:rPr>
-          <w:rFonts w:ascii="宋体" w:hAnsi="宋体" w:cs="宋体"/>
-          <w:sz w:val="24"/>
-        </w:rPr>
-        <w:t>系统界面友好、功能实用，普通用户可轻松完成注册、数据录入和资讯浏览等操作，管理员则可通过后台高效完成内容管理和系统维护。系统使用门槛低，用户适应成本小，具备良好的操作可行性。</w:t>
-      </w:r>
-    </w:p>
-    <w:p>
-      <w:pPr>
-        <w:rPr>
-          <w:rFonts w:ascii="宋体" w:hAnsi="宋体" w:cs="宋体"/>
-          <w:sz w:val="24"/>
-        </w:rPr>
-      </w:pPr>
-      <w:r>
-        <w:rPr>
-          <w:rFonts w:ascii="宋体" w:hAnsi="宋体" w:cs="宋体" w:hint="eastAsia"/>
-          <w:sz w:val="24"/>
-        </w:rPr>
-        <w:t xml:space="preserve">4. </w:t>
-      </w:r>
-      <w:r>
-        <w:rPr>
-          <w:rFonts w:ascii="宋体" w:hAnsi="宋体" w:cs="宋体"/>
-          <w:sz w:val="24"/>
-        </w:rPr>
-        <w:t>社会可行性</w:t>
-      </w:r>
-      <w:r>
-        <w:rPr>
-          <w:rFonts w:ascii="宋体" w:hAnsi="宋体" w:cs="宋体" w:hint="eastAsia"/>
-          <w:sz w:val="24"/>
-        </w:rPr>
-        <w:t xml:space="preserve"> </w:t>
-      </w:r>
-    </w:p>
-    <w:p>
-      <w:pPr>
-        <w:ind w:firstLine="420"/>
-        <w:rPr>
-          <w:rFonts w:ascii="宋体" w:hAnsi="宋体" w:cs="宋体"/>
+          <w:rFonts w:ascii="宋体" w:hAnsi="宋体" w:cs="宋体" w:hint="eastAsia"/>
           <w:sz w:val="24"/>
         </w:rPr>
       </w:pPr>
@@ -3564,7 +3589,7 @@
         <w:pStyle w:val="2"/>
         <w:spacing w:before="0" w:after="0" w:line="240" w:lineRule="auto"/>
         <w:rPr>
-          <w:rFonts w:ascii="宋体" w:hAnsi="宋体" w:cs="宋体"/>
+          <w:rFonts w:ascii="宋体" w:hAnsi="宋体" w:cs="宋体" w:hint="eastAsia"/>
         </w:rPr>
       </w:pPr>
       <w:bookmarkStart w:id="17" w:name="_Toc7932"/>
@@ -3619,25 +3644,7 @@
           <w:color w:val="000000" w:themeColor="text1"/>
           <w:sz w:val="24"/>
         </w:rPr>
-        <w:t>在“互联网+健康”快速发展的背景下，团队成员希望通过构建一个集健康数据管理、健康资讯服务和智能</w:t>
-      </w:r>
-      <w:proofErr w:type="gramStart"/>
-      <w:r>
-        <w:rPr>
-          <w:rFonts w:ascii="宋体" w:hAnsi="宋体" w:cs="宋体"/>
-          <w:color w:val="000000" w:themeColor="text1"/>
-          <w:sz w:val="24"/>
-        </w:rPr>
-        <w:t>交互于</w:t>
-      </w:r>
-      <w:proofErr w:type="gramEnd"/>
-      <w:r>
-        <w:rPr>
-          <w:rFonts w:ascii="宋体" w:hAnsi="宋体" w:cs="宋体"/>
-          <w:color w:val="000000" w:themeColor="text1"/>
-          <w:sz w:val="24"/>
-        </w:rPr>
-        <w:t>一体的平台，提升用户对个人健康状况的认知和管理能力。项目结合前沿技术与社会需求，具备较强的现实意义和实践价值，激发了团队浓厚的研究与开发兴趣</w:t>
+        <w:t>在“互联网+健康”快速发展的背景下，团队成员希望通过构建一个集健康数据管理、健康资讯服务和智能交互于一体的平台，提升用户对个人健康状况的认知和管理能力。项目结合前沿技术与社会需求，具备较强的现实意义和实践价值，激发了团队浓厚的研究与开发兴趣</w:t>
       </w:r>
       <w:r>
         <w:rPr>
@@ -3754,23 +3761,7 @@
           <w:sz w:val="30"/>
           <w:szCs w:val="30"/>
         </w:rPr>
-        <w:t>2.3.4</w:t>
-      </w:r>
-      <w:r>
-        <w:rPr>
-          <w:rFonts w:ascii="宋体" w:hAnsi="宋体" w:cs="宋体" w:hint="eastAsia"/>
-          <w:sz w:val="30"/>
-          <w:szCs w:val="30"/>
-        </w:rPr>
-        <w:t>共</w:t>
-      </w:r>
-      <w:r>
-        <w:rPr>
-          <w:rFonts w:ascii="宋体" w:hAnsi="宋体" w:cs="宋体" w:hint="eastAsia"/>
-          <w:sz w:val="30"/>
-          <w:szCs w:val="30"/>
-        </w:rPr>
-        <w:t>同基础训练</w:t>
+        <w:t>2.3.4共同基础训练</w:t>
       </w:r>
     </w:p>
     <w:p>
@@ -3890,32 +3881,23 @@
       <w:pPr>
         <w:jc w:val="center"/>
         <w:rPr>
-          <w:rFonts w:ascii="黑体" w:eastAsia="黑体" w:hAnsi="黑体" w:cs="宋体"/>
-          <w:szCs w:val="21"/>
-        </w:rPr>
-      </w:pPr>
-      <w:r>
-        <w:rPr>
           <w:rFonts w:ascii="黑体" w:eastAsia="黑体" w:hAnsi="黑体" w:cs="宋体" w:hint="eastAsia"/>
           <w:szCs w:val="21"/>
         </w:rPr>
-        <w:t>图1：工作计划</w:t>
-      </w:r>
-      <w:proofErr w:type="gramStart"/>
+      </w:pPr>
       <w:r>
         <w:rPr>
           <w:rFonts w:ascii="黑体" w:eastAsia="黑体" w:hAnsi="黑体" w:cs="宋体" w:hint="eastAsia"/>
           <w:szCs w:val="21"/>
         </w:rPr>
-        <w:t>甘特图</w:t>
-      </w:r>
-      <w:proofErr w:type="gramEnd"/>
+        <w:t>图1：工作计划甘特图</w:t>
+      </w:r>
     </w:p>
     <w:p>
       <w:pPr>
         <w:ind w:firstLine="420"/>
         <w:rPr>
-          <w:rFonts w:ascii="宋体" w:hAnsi="宋体" w:cs="宋体"/>
+          <w:rFonts w:ascii="宋体" w:hAnsi="宋体" w:cs="宋体" w:hint="eastAsia"/>
           <w:sz w:val="24"/>
         </w:rPr>
       </w:pPr>
@@ -3937,7 +3919,7 @@
     <w:p>
       <w:pPr>
         <w:rPr>
-          <w:rFonts w:ascii="宋体" w:hAnsi="宋体" w:cs="宋体"/>
+          <w:rFonts w:ascii="宋体" w:hAnsi="宋体" w:cs="宋体" w:hint="eastAsia"/>
           <w:sz w:val="24"/>
         </w:rPr>
       </w:pPr>
@@ -3970,19 +3952,37 @@
       <w:pPr>
         <w:ind w:firstLine="420"/>
         <w:rPr>
-          <w:rFonts w:ascii="宋体" w:hAnsi="宋体" w:cs="宋体"/>
-          <w:sz w:val="24"/>
-        </w:rPr>
-      </w:pPr>
-    </w:p>
-    <w:p>
-      <w:pPr>
+          <w:rFonts w:ascii="宋体" w:hAnsi="宋体" w:cs="宋体" w:hint="eastAsia"/>
+          <w:sz w:val="24"/>
+        </w:rPr>
+      </w:pPr>
+    </w:p>
+    <w:p>
+      <w:pPr>
+        <w:rPr>
+          <w:rFonts w:ascii="宋体" w:hAnsi="宋体" w:cs="宋体" w:hint="eastAsia"/>
+          <w:b/>
+          <w:bCs/>
+          <w:sz w:val="24"/>
+        </w:rPr>
+      </w:pPr>
+      <w:r>
         <w:rPr>
           <w:rFonts w:ascii="宋体" w:hAnsi="宋体" w:cs="宋体"/>
           <w:b/>
           <w:bCs/>
           <w:sz w:val="24"/>
         </w:rPr>
+        <w:t>需求分析阶段（任务4-13）</w:t>
+      </w:r>
+    </w:p>
+    <w:p>
+      <w:pPr>
+        <w:ind w:left="720"/>
+        <w:rPr>
+          <w:rFonts w:ascii="宋体" w:hAnsi="宋体" w:cs="宋体" w:hint="eastAsia"/>
+          <w:sz w:val="24"/>
+        </w:rPr>
       </w:pPr>
       <w:r>
         <w:rPr>
@@ -3991,14 +3991,22 @@
           <w:bCs/>
           <w:sz w:val="24"/>
         </w:rPr>
-        <w:t>需求分析阶段（任务4-13）</w:t>
+        <w:t>收集并分析需求</w:t>
+      </w:r>
+      <w:r>
+        <w:rPr>
+          <w:rFonts w:ascii="宋体" w:hAnsi="宋体" w:cs="宋体"/>
+          <w:sz w:val="24"/>
+        </w:rPr>
+        <w:br/>
+        <w:t>包括收集需求来源、确定获取方式和工具、确认用户需求、召开需求会议等，由管理人员与分析人员共同完成。</w:t>
       </w:r>
     </w:p>
     <w:p>
       <w:pPr>
         <w:ind w:left="720"/>
         <w:rPr>
-          <w:rFonts w:ascii="宋体" w:hAnsi="宋体" w:cs="宋体"/>
+          <w:rFonts w:ascii="宋体" w:hAnsi="宋体" w:cs="宋体" w:hint="eastAsia"/>
           <w:sz w:val="24"/>
         </w:rPr>
       </w:pPr>
@@ -4009,7 +4017,7 @@
           <w:bCs/>
           <w:sz w:val="24"/>
         </w:rPr>
-        <w:t>收集并分析需求</w:t>
+        <w:t>编写需求文档并确认需求</w:t>
       </w:r>
       <w:r>
         <w:rPr>
@@ -4017,14 +4025,24 @@
           <w:sz w:val="24"/>
         </w:rPr>
         <w:br/>
-        <w:t>包括收集需求来源、确定获取方式和工具、确认用户需求、召开需求会议等，由管理人员与分析人员共同完成。</w:t>
-      </w:r>
-    </w:p>
-    <w:p>
-      <w:pPr>
-        <w:ind w:left="720"/>
-        <w:rPr>
-          <w:rFonts w:ascii="宋体" w:hAnsi="宋体" w:cs="宋体"/>
+        <w:t>包括起草需求文档、初步确认和最终确认，最后形成正式文档。</w:t>
+      </w:r>
+    </w:p>
+    <w:p>
+      <w:pPr>
+        <w:ind w:firstLine="420"/>
+        <w:rPr>
+          <w:rFonts w:ascii="宋体" w:hAnsi="宋体" w:cs="宋体" w:hint="eastAsia"/>
+          <w:sz w:val="24"/>
+        </w:rPr>
+      </w:pPr>
+    </w:p>
+    <w:p>
+      <w:pPr>
+        <w:rPr>
+          <w:rFonts w:ascii="宋体" w:hAnsi="宋体" w:cs="宋体" w:hint="eastAsia"/>
+          <w:b/>
+          <w:bCs/>
           <w:sz w:val="24"/>
         </w:rPr>
       </w:pPr>
@@ -4035,34 +4053,42 @@
           <w:bCs/>
           <w:sz w:val="24"/>
         </w:rPr>
-        <w:t>编写需求文档并确认需求</w:t>
-      </w:r>
-      <w:r>
-        <w:rPr>
-          <w:rFonts w:ascii="宋体" w:hAnsi="宋体" w:cs="宋体"/>
-          <w:sz w:val="24"/>
-        </w:rPr>
-        <w:br/>
-        <w:t>包括起草需求文档、初步确认和最终确认，最后形成正式文档。</w:t>
-      </w:r>
-    </w:p>
-    <w:p>
-      <w:pPr>
-        <w:ind w:firstLine="420"/>
-        <w:rPr>
-          <w:rFonts w:ascii="宋体" w:hAnsi="宋体" w:cs="宋体"/>
-          <w:sz w:val="24"/>
-        </w:rPr>
-      </w:pPr>
-    </w:p>
-    <w:p>
-      <w:pPr>
+        <w:t>系统设计阶段（任务14-25）</w:t>
+      </w:r>
+    </w:p>
+    <w:p>
+      <w:pPr>
+        <w:ind w:left="720"/>
+        <w:rPr>
+          <w:rFonts w:ascii="宋体" w:hAnsi="宋体" w:cs="宋体" w:hint="eastAsia"/>
+          <w:sz w:val="24"/>
+        </w:rPr>
+      </w:pPr>
+      <w:r>
         <w:rPr>
           <w:rFonts w:ascii="宋体" w:hAnsi="宋体" w:cs="宋体"/>
           <w:b/>
           <w:bCs/>
           <w:sz w:val="24"/>
         </w:rPr>
+        <w:t>概要设计与详细设计</w:t>
+      </w:r>
+      <w:r>
+        <w:rPr>
+          <w:rFonts w:ascii="宋体" w:hAnsi="宋体" w:cs="宋体"/>
+          <w:sz w:val="24"/>
+        </w:rPr>
+        <w:br/>
+        <w:t>包括创建设计文档、制定数据库方案、前后端技术栈确认、技术可行性评估等。</w:t>
+      </w:r>
+    </w:p>
+    <w:p>
+      <w:pPr>
+        <w:ind w:left="720"/>
+        <w:rPr>
+          <w:rFonts w:ascii="宋体" w:hAnsi="宋体" w:cs="宋体" w:hint="eastAsia"/>
+          <w:sz w:val="24"/>
+        </w:rPr>
       </w:pPr>
       <w:r>
         <w:rPr>
@@ -4071,14 +4097,32 @@
           <w:bCs/>
           <w:sz w:val="24"/>
         </w:rPr>
-        <w:t>系统设计阶段（任务14-25）</w:t>
-      </w:r>
-    </w:p>
-    <w:p>
-      <w:pPr>
-        <w:ind w:left="720"/>
+        <w:t>审查设计文档</w:t>
+      </w:r>
+      <w:r>
         <w:rPr>
           <w:rFonts w:ascii="宋体" w:hAnsi="宋体" w:cs="宋体"/>
+          <w:sz w:val="24"/>
+        </w:rPr>
+        <w:br/>
+        <w:t>管理员与分析人员协同审核，确保设计方案的完整与合理。</w:t>
+      </w:r>
+    </w:p>
+    <w:p>
+      <w:pPr>
+        <w:ind w:firstLine="420"/>
+        <w:rPr>
+          <w:rFonts w:ascii="宋体" w:hAnsi="宋体" w:cs="宋体" w:hint="eastAsia"/>
+          <w:sz w:val="24"/>
+        </w:rPr>
+      </w:pPr>
+    </w:p>
+    <w:p>
+      <w:pPr>
+        <w:rPr>
+          <w:rFonts w:ascii="宋体" w:hAnsi="宋体" w:cs="宋体" w:hint="eastAsia"/>
+          <w:b/>
+          <w:bCs/>
           <w:sz w:val="24"/>
         </w:rPr>
       </w:pPr>
@@ -4089,38 +4133,14 @@
           <w:bCs/>
           <w:sz w:val="24"/>
         </w:rPr>
-        <w:t>概要设计与详细设计</w:t>
-      </w:r>
-      <w:r>
-        <w:rPr>
-          <w:rFonts w:ascii="宋体" w:hAnsi="宋体" w:cs="宋体"/>
-          <w:sz w:val="24"/>
-        </w:rPr>
-        <w:br/>
-        <w:t>包括创建设计文档、制定数据库方案、前后端技术</w:t>
-      </w:r>
-      <w:proofErr w:type="gramStart"/>
-      <w:r>
-        <w:rPr>
-          <w:rFonts w:ascii="宋体" w:hAnsi="宋体" w:cs="宋体"/>
-          <w:sz w:val="24"/>
-        </w:rPr>
-        <w:t>栈</w:t>
-      </w:r>
-      <w:proofErr w:type="gramEnd"/>
-      <w:r>
-        <w:rPr>
-          <w:rFonts w:ascii="宋体" w:hAnsi="宋体" w:cs="宋体"/>
-          <w:sz w:val="24"/>
-        </w:rPr>
-        <w:t>确认、技术可行性评估等。</w:t>
+        <w:t>开发阶段（任务26-37）</w:t>
       </w:r>
     </w:p>
     <w:p>
       <w:pPr>
         <w:ind w:left="720"/>
         <w:rPr>
-          <w:rFonts w:ascii="宋体" w:hAnsi="宋体" w:cs="宋体"/>
+          <w:rFonts w:ascii="宋体" w:hAnsi="宋体" w:cs="宋体" w:hint="eastAsia"/>
           <w:sz w:val="24"/>
         </w:rPr>
       </w:pPr>
@@ -4131,7 +4151,7 @@
           <w:bCs/>
           <w:sz w:val="24"/>
         </w:rPr>
-        <w:t>审查设计文档</w:t>
+        <w:t>前后端编码开发</w:t>
       </w:r>
       <w:r>
         <w:rPr>
@@ -4139,26 +4159,52 @@
           <w:sz w:val="24"/>
         </w:rPr>
         <w:br/>
-        <w:t>管理员与分析人员协同审核，确保设计方案的完整与合理。</w:t>
-      </w:r>
-    </w:p>
-    <w:p>
-      <w:pPr>
-        <w:ind w:firstLine="420"/>
-        <w:rPr>
-          <w:rFonts w:ascii="宋体" w:hAnsi="宋体" w:cs="宋体"/>
-          <w:sz w:val="24"/>
-        </w:rPr>
-      </w:pPr>
-    </w:p>
-    <w:p>
-      <w:pPr>
+        <w:t>前端与后端开发人员并行工作，分为模块开发与集成开发两个阶段。</w:t>
+      </w:r>
+    </w:p>
+    <w:p>
+      <w:pPr>
+        <w:ind w:left="720"/>
+        <w:rPr>
+          <w:rFonts w:ascii="宋体" w:hAnsi="宋体" w:cs="宋体" w:hint="eastAsia"/>
+          <w:sz w:val="24"/>
+        </w:rPr>
+      </w:pPr>
+      <w:r>
         <w:rPr>
           <w:rFonts w:ascii="宋体" w:hAnsi="宋体" w:cs="宋体"/>
           <w:b/>
           <w:bCs/>
           <w:sz w:val="24"/>
         </w:rPr>
+        <w:t>系统集成与测试准备</w:t>
+      </w:r>
+      <w:r>
+        <w:rPr>
+          <w:rFonts w:ascii="宋体" w:hAnsi="宋体" w:cs="宋体"/>
+          <w:sz w:val="24"/>
+        </w:rPr>
+        <w:br/>
+        <w:t>包括代码整合、接口联调及测试环境准备，为测试阶段奠定基础。</w:t>
+      </w:r>
+    </w:p>
+    <w:p>
+      <w:pPr>
+        <w:ind w:firstLine="420"/>
+        <w:rPr>
+          <w:rFonts w:ascii="宋体" w:hAnsi="宋体" w:cs="宋体" w:hint="eastAsia"/>
+          <w:sz w:val="24"/>
+        </w:rPr>
+      </w:pPr>
+    </w:p>
+    <w:p>
+      <w:pPr>
+        <w:rPr>
+          <w:rFonts w:ascii="宋体" w:hAnsi="宋体" w:cs="宋体" w:hint="eastAsia"/>
+          <w:b/>
+          <w:bCs/>
+          <w:sz w:val="24"/>
+        </w:rPr>
       </w:pPr>
       <w:r>
         <w:rPr>
@@ -4167,14 +4213,14 @@
           <w:bCs/>
           <w:sz w:val="24"/>
         </w:rPr>
-        <w:t>开发阶段（任务26-37）</w:t>
+        <w:t>测试阶段（任务38-55）</w:t>
       </w:r>
     </w:p>
     <w:p>
       <w:pPr>
         <w:ind w:left="720"/>
         <w:rPr>
-          <w:rFonts w:ascii="宋体" w:hAnsi="宋体" w:cs="宋体"/>
+          <w:rFonts w:ascii="宋体" w:hAnsi="宋体" w:cs="宋体" w:hint="eastAsia"/>
           <w:sz w:val="24"/>
         </w:rPr>
       </w:pPr>
@@ -4185,7 +4231,7 @@
           <w:bCs/>
           <w:sz w:val="24"/>
         </w:rPr>
-        <w:t>前后端编码开发</w:t>
+        <w:t>单元测试、系统测试与回归测试</w:t>
       </w:r>
       <w:r>
         <w:rPr>
@@ -4193,14 +4239,14 @@
           <w:sz w:val="24"/>
         </w:rPr>
         <w:br/>
-        <w:t>前端与后端开发人员并行工作，分为模块开发与集成开发两个阶段。</w:t>
+        <w:t>测试人员负责进行不同层次的测试，包括功能、性能和安全性。</w:t>
       </w:r>
     </w:p>
     <w:p>
       <w:pPr>
         <w:ind w:left="720"/>
         <w:rPr>
-          <w:rFonts w:ascii="宋体" w:hAnsi="宋体" w:cs="宋体"/>
+          <w:rFonts w:ascii="宋体" w:hAnsi="宋体" w:cs="宋体" w:hint="eastAsia"/>
           <w:sz w:val="24"/>
         </w:rPr>
       </w:pPr>
@@ -4211,86 +4257,6 @@
           <w:bCs/>
           <w:sz w:val="24"/>
         </w:rPr>
-        <w:t>系统集成与测试准备</w:t>
-      </w:r>
-      <w:r>
-        <w:rPr>
-          <w:rFonts w:ascii="宋体" w:hAnsi="宋体" w:cs="宋体"/>
-          <w:sz w:val="24"/>
-        </w:rPr>
-        <w:br/>
-        <w:t>包括代码整合、接口联调及测试环境准备，为测试阶段奠定基础。</w:t>
-      </w:r>
-    </w:p>
-    <w:p>
-      <w:pPr>
-        <w:ind w:firstLine="420"/>
-        <w:rPr>
-          <w:rFonts w:ascii="宋体" w:hAnsi="宋体" w:cs="宋体"/>
-          <w:sz w:val="24"/>
-        </w:rPr>
-      </w:pPr>
-    </w:p>
-    <w:p>
-      <w:pPr>
-        <w:rPr>
-          <w:rFonts w:ascii="宋体" w:hAnsi="宋体" w:cs="宋体"/>
-          <w:b/>
-          <w:bCs/>
-          <w:sz w:val="24"/>
-        </w:rPr>
-      </w:pPr>
-      <w:r>
-        <w:rPr>
-          <w:rFonts w:ascii="宋体" w:hAnsi="宋体" w:cs="宋体"/>
-          <w:b/>
-          <w:bCs/>
-          <w:sz w:val="24"/>
-        </w:rPr>
-        <w:t>测试阶段（任务38-55）</w:t>
-      </w:r>
-    </w:p>
-    <w:p>
-      <w:pPr>
-        <w:ind w:left="720"/>
-        <w:rPr>
-          <w:rFonts w:ascii="宋体" w:hAnsi="宋体" w:cs="宋体"/>
-          <w:sz w:val="24"/>
-        </w:rPr>
-      </w:pPr>
-      <w:r>
-        <w:rPr>
-          <w:rFonts w:ascii="宋体" w:hAnsi="宋体" w:cs="宋体"/>
-          <w:b/>
-          <w:bCs/>
-          <w:sz w:val="24"/>
-        </w:rPr>
-        <w:t>单元测试、系统测试与回归测试</w:t>
-      </w:r>
-      <w:r>
-        <w:rPr>
-          <w:rFonts w:ascii="宋体" w:hAnsi="宋体" w:cs="宋体"/>
-          <w:sz w:val="24"/>
-        </w:rPr>
-        <w:br/>
-        <w:t>测试人员负责进行不同层次的测试，包括功能、性能和安全性。</w:t>
-      </w:r>
-    </w:p>
-    <w:p>
-      <w:pPr>
-        <w:ind w:left="720"/>
-        <w:rPr>
-          <w:rFonts w:ascii="宋体" w:hAnsi="宋体" w:cs="宋体"/>
-          <w:sz w:val="24"/>
-        </w:rPr>
-      </w:pPr>
-      <w:r>
-        <w:rPr>
-          <w:rFonts w:ascii="宋体" w:hAnsi="宋体" w:cs="宋体"/>
-          <w:b/>
-          <w:bCs/>
-          <w:sz w:val="24"/>
-        </w:rPr>
         <w:t>数据验证与验收测试</w:t>
       </w:r>
       <w:r>
@@ -4315,7 +4281,7 @@
         <w:pStyle w:val="2"/>
         <w:spacing w:before="0" w:after="0" w:line="240" w:lineRule="auto"/>
         <w:rPr>
-          <w:rFonts w:ascii="宋体" w:hAnsi="宋体" w:cs="宋体"/>
+          <w:rFonts w:ascii="宋体" w:hAnsi="宋体" w:cs="宋体" w:hint="eastAsia"/>
         </w:rPr>
       </w:pPr>
       <w:bookmarkStart w:id="19" w:name="_Toc191766370"/>
@@ -4371,31 +4337,13 @@
           <w:color w:val="000000" w:themeColor="text1"/>
           <w:sz w:val="24"/>
         </w:rPr>
-        <w:t>项目开发依托性能良好的计算机设备，具备稳定的网络环境和足够的本地存储资源。软件环境方面，团队配置了 IntelliJ IDEA、Visual Studio Code、</w:t>
-      </w:r>
-      <w:proofErr w:type="spellStart"/>
-      <w:r>
+        <w:t>项目开发依托性能良好的计算机设备，具备稳定的网络环境和足够的本地存储资源。软件环境方面，团队配置了 IntelliJ IDEA、Visual Studio Code、Navicat、Postman 等开发与调试工具，项目运行平台支持 Java、Node.js、MySQL 等关键组件，确保开发与部署工作的顺利进行。</w:t>
+      </w:r>
+    </w:p>
+    <w:p>
+      <w:pPr>
         <w:rPr>
           <w:rFonts w:ascii="宋体" w:hAnsi="宋体" w:hint="eastAsia"/>
-          <w:color w:val="000000" w:themeColor="text1"/>
-          <w:sz w:val="24"/>
-        </w:rPr>
-        <w:t>Navicat</w:t>
-      </w:r>
-      <w:proofErr w:type="spellEnd"/>
-      <w:r>
-        <w:rPr>
-          <w:rFonts w:ascii="宋体" w:hAnsi="宋体" w:hint="eastAsia"/>
-          <w:color w:val="000000" w:themeColor="text1"/>
-          <w:sz w:val="24"/>
-        </w:rPr>
-        <w:t>、Postman 等开发与调试工具，项目运行平台支持 Java、Node.js、MySQL 等关键组件，确保开发与部署工作的顺利进行。</w:t>
-      </w:r>
-    </w:p>
-    <w:p>
-      <w:pPr>
-        <w:rPr>
-          <w:rFonts w:ascii="宋体" w:hAnsi="宋体"/>
           <w:color w:val="000000" w:themeColor="text1"/>
           <w:sz w:val="24"/>
         </w:rPr>
@@ -4417,15 +4365,7 @@
           <w:sz w:val="30"/>
           <w:szCs w:val="30"/>
         </w:rPr>
-        <w:t>2.5.</w:t>
-      </w:r>
-      <w:r>
-        <w:rPr>
-          <w:rFonts w:ascii="宋体" w:hAnsi="宋体" w:cs="宋体" w:hint="eastAsia"/>
-          <w:sz w:val="30"/>
-          <w:szCs w:val="30"/>
-        </w:rPr>
-        <w:t>2</w:t>
+        <w:t>2.5.2</w:t>
       </w:r>
       <w:r>
         <w:rPr>
@@ -4451,49 +4391,13 @@
           <w:color w:val="000000" w:themeColor="text1"/>
           <w:sz w:val="24"/>
         </w:rPr>
-        <w:t>项目成员具备较强的开发能力与项目实践经验，掌握前后端主流技术</w:t>
-      </w:r>
-      <w:proofErr w:type="gramStart"/>
-      <w:r>
+        <w:t>项目成员具备较强的开发能力与项目实践经验，掌握前后端主流技术栈（Spring Boot、Vue.js、MySQL、ECharts 等），熟悉软件开发流程与规范，能独立承担需求分析、系统设计、编码实现、测试优化等各环节任务，为项目技术落地提供坚实支撑。</w:t>
+      </w:r>
+    </w:p>
+    <w:p>
+      <w:pPr>
         <w:rPr>
           <w:rFonts w:ascii="宋体" w:hAnsi="宋体" w:hint="eastAsia"/>
-          <w:color w:val="000000" w:themeColor="text1"/>
-          <w:sz w:val="24"/>
-        </w:rPr>
-        <w:t>栈</w:t>
-      </w:r>
-      <w:proofErr w:type="gramEnd"/>
-      <w:r>
-        <w:rPr>
-          <w:rFonts w:ascii="宋体" w:hAnsi="宋体" w:hint="eastAsia"/>
-          <w:color w:val="000000" w:themeColor="text1"/>
-          <w:sz w:val="24"/>
-        </w:rPr>
-        <w:t>（Spring Boot、Vue.js、MySQL、</w:t>
-      </w:r>
-      <w:proofErr w:type="spellStart"/>
-      <w:r>
-        <w:rPr>
-          <w:rFonts w:ascii="宋体" w:hAnsi="宋体" w:hint="eastAsia"/>
-          <w:color w:val="000000" w:themeColor="text1"/>
-          <w:sz w:val="24"/>
-        </w:rPr>
-        <w:t>ECharts</w:t>
-      </w:r>
-      <w:proofErr w:type="spellEnd"/>
-      <w:r>
-        <w:rPr>
-          <w:rFonts w:ascii="宋体" w:hAnsi="宋体" w:hint="eastAsia"/>
-          <w:color w:val="000000" w:themeColor="text1"/>
-          <w:sz w:val="24"/>
-        </w:rPr>
-        <w:t xml:space="preserve"> 等），熟悉软件开发流程与规范，能独立承担需求分析、系统设计、编码实现、测试优化等各环节任务，为项目技术落地提供坚实支撑。</w:t>
-      </w:r>
-    </w:p>
-    <w:p>
-      <w:pPr>
-        <w:rPr>
-          <w:rFonts w:ascii="宋体" w:hAnsi="宋体"/>
           <w:color w:val="000000" w:themeColor="text1"/>
           <w:sz w:val="24"/>
         </w:rPr>
@@ -4516,7 +4420,7 @@
           <w:szCs w:val="30"/>
         </w:rPr>
         <w:lastRenderedPageBreak/>
-        <w:t>2.5.</w:t>
+        <w:t>2.5.3</w:t>
       </w:r>
       <w:r>
         <w:rPr>
@@ -4524,15 +4428,61 @@
           <w:sz w:val="30"/>
           <w:szCs w:val="30"/>
         </w:rPr>
-        <w:t>3</w:t>
-      </w:r>
-      <w:r>
+        <w:t>良好的协作机制</w:t>
+      </w:r>
+    </w:p>
+    <w:p>
+      <w:pPr>
+        <w:ind w:firstLine="420"/>
+        <w:rPr>
+          <w:rFonts w:ascii="宋体" w:hAnsi="宋体" w:hint="eastAsia"/>
+          <w:color w:val="000000" w:themeColor="text1"/>
+          <w:sz w:val="24"/>
+        </w:rPr>
+      </w:pPr>
+      <w:r>
+        <w:rPr>
+          <w:rFonts w:ascii="宋体" w:hAnsi="宋体" w:hint="eastAsia"/>
+          <w:color w:val="000000" w:themeColor="text1"/>
+          <w:sz w:val="24"/>
+        </w:rPr>
+        <w:t>团队已建立分工明确的协作机制，采用 Git 进行代码版本管理，使用在线文档平台记录开发文档与任务进度，定期召开项目例会协调工作进展，确保开发节奏稳定、沟通顺畅、问题响应及时。</w:t>
+      </w:r>
+    </w:p>
+    <w:p>
+      <w:pPr>
+        <w:rPr>
+          <w:rFonts w:ascii="宋体" w:hAnsi="宋体" w:hint="eastAsia"/>
+          <w:color w:val="000000" w:themeColor="text1"/>
+          <w:sz w:val="24"/>
+        </w:rPr>
+      </w:pPr>
+    </w:p>
+    <w:p>
+      <w:pPr>
+        <w:pStyle w:val="2"/>
+        <w:spacing w:before="0" w:after="0" w:line="240" w:lineRule="auto"/>
         <w:rPr>
           <w:rFonts w:ascii="宋体" w:hAnsi="宋体" w:cs="宋体" w:hint="eastAsia"/>
           <w:sz w:val="30"/>
           <w:szCs w:val="30"/>
         </w:rPr>
-        <w:t>良好的协作机制</w:t>
+      </w:pPr>
+      <w:r>
+        <w:rPr>
+          <w:rFonts w:ascii="宋体" w:hAnsi="宋体" w:cs="宋体" w:hint="eastAsia"/>
+          <w:sz w:val="30"/>
+          <w:szCs w:val="30"/>
+        </w:rPr>
+        <w:t>2.5.4</w:t>
+      </w:r>
+      <w:r>
+        <w:rPr>
+          <w:rFonts w:ascii="宋体" w:hAnsi="宋体" w:cs="宋体" w:hint="eastAsia"/>
+          <w:sz w:val="30"/>
+          <w:szCs w:val="30"/>
+        </w:rPr>
+        <w:t>资料与文献资源</w:t>
       </w:r>
     </w:p>
     <w:p>
@@ -4550,13 +4500,13 @@
           <w:color w:val="000000" w:themeColor="text1"/>
           <w:sz w:val="24"/>
         </w:rPr>
-        <w:t>团队已建立分工明确的协作机制，采用 Git 进行代码版本管理，使用在线文档平台记录开发文档与任务进度，定期召开项目例会协调工作进展，确保开发节奏稳定、沟通顺畅、问题响应及时。</w:t>
-      </w:r>
-    </w:p>
-    <w:p>
-      <w:pPr>
-        <w:rPr>
-          <w:rFonts w:ascii="宋体" w:hAnsi="宋体"/>
+        <w:t>项目参考了大量与健康管理系统、信息可视化、人机交互等相关的研究成果与开源项目，获取了可靠的设计思路与实现经验。同时，借助学校图书馆、在线学术平台和开发社区，团队能及时查阅技术资料和研究文献，为项目持续优化提供理论支持。</w:t>
+      </w:r>
+    </w:p>
+    <w:p>
+      <w:pPr>
+        <w:rPr>
+          <w:rFonts w:ascii="宋体" w:hAnsi="宋体" w:hint="eastAsia"/>
           <w:color w:val="000000" w:themeColor="text1"/>
           <w:sz w:val="24"/>
         </w:rPr>
@@ -4578,7 +4528,7 @@
           <w:sz w:val="30"/>
           <w:szCs w:val="30"/>
         </w:rPr>
-        <w:t>2.5.</w:t>
+        <w:t>2.5.5</w:t>
       </w:r>
       <w:r>
         <w:rPr>
@@ -4586,15 +4536,7 @@
           <w:sz w:val="30"/>
           <w:szCs w:val="30"/>
         </w:rPr>
-        <w:t>4</w:t>
-      </w:r>
-      <w:r>
-        <w:rPr>
-          <w:rFonts w:ascii="宋体" w:hAnsi="宋体" w:cs="宋体" w:hint="eastAsia"/>
-          <w:sz w:val="30"/>
-          <w:szCs w:val="30"/>
-        </w:rPr>
-        <w:t>资料与文献资源</w:t>
+        <w:t>指导与支持环境</w:t>
       </w:r>
     </w:p>
     <w:p>
@@ -4602,68 +4544,6 @@
         <w:ind w:firstLine="420"/>
         <w:rPr>
           <w:rFonts w:ascii="宋体" w:hAnsi="宋体" w:hint="eastAsia"/>
-          <w:color w:val="000000" w:themeColor="text1"/>
-          <w:sz w:val="24"/>
-        </w:rPr>
-      </w:pPr>
-      <w:r>
-        <w:rPr>
-          <w:rFonts w:ascii="宋体" w:hAnsi="宋体" w:hint="eastAsia"/>
-          <w:color w:val="000000" w:themeColor="text1"/>
-          <w:sz w:val="24"/>
-        </w:rPr>
-        <w:t>项目参考了大量与健康管理系统、信息可视化、人机交互等相关的研究成果与开源项目，获取了可靠的设计思路与实现经验。同时，借助学校图书馆、在线学术平台和开发社区，团队能及时查阅技术资料和研究文献，为项目持续优化提供理论支持。</w:t>
-      </w:r>
-    </w:p>
-    <w:p>
-      <w:pPr>
-        <w:rPr>
-          <w:rFonts w:ascii="宋体" w:hAnsi="宋体"/>
-          <w:color w:val="000000" w:themeColor="text1"/>
-          <w:sz w:val="24"/>
-        </w:rPr>
-      </w:pPr>
-    </w:p>
-    <w:p>
-      <w:pPr>
-        <w:pStyle w:val="2"/>
-        <w:spacing w:before="0" w:after="0" w:line="240" w:lineRule="auto"/>
-        <w:rPr>
-          <w:rFonts w:ascii="宋体" w:hAnsi="宋体" w:cs="宋体" w:hint="eastAsia"/>
-          <w:sz w:val="30"/>
-          <w:szCs w:val="30"/>
-        </w:rPr>
-      </w:pPr>
-      <w:r>
-        <w:rPr>
-          <w:rFonts w:ascii="宋体" w:hAnsi="宋体" w:cs="宋体" w:hint="eastAsia"/>
-          <w:sz w:val="30"/>
-          <w:szCs w:val="30"/>
-        </w:rPr>
-        <w:t>2.5.</w:t>
-      </w:r>
-      <w:r>
-        <w:rPr>
-          <w:rFonts w:ascii="宋体" w:hAnsi="宋体" w:cs="宋体" w:hint="eastAsia"/>
-          <w:sz w:val="30"/>
-          <w:szCs w:val="30"/>
-        </w:rPr>
-        <w:t>5</w:t>
-      </w:r>
-      <w:r>
-        <w:rPr>
-          <w:rFonts w:ascii="宋体" w:hAnsi="宋体" w:cs="宋体" w:hint="eastAsia"/>
-          <w:sz w:val="30"/>
-          <w:szCs w:val="30"/>
-        </w:rPr>
-        <w:t>指导与支持环境</w:t>
-      </w:r>
-    </w:p>
-    <w:p>
-      <w:pPr>
-        <w:ind w:firstLine="420"/>
-        <w:rPr>
-          <w:rFonts w:ascii="宋体" w:hAnsi="宋体"/>
           <w:sz w:val="24"/>
         </w:rPr>
       </w:pPr>
@@ -4790,19 +4670,8 @@
           <w:color w:val="000000" w:themeColor="text1"/>
           <w:sz w:val="24"/>
         </w:rPr>
-        <w:t>（2）</w:t>
-      </w:r>
-      <w:proofErr w:type="gramStart"/>
-      <w:r>
-        <w:rPr>
-          <w:rFonts w:ascii="宋体" w:hAnsi="宋体" w:cs="宋体" w:hint="eastAsia"/>
-          <w:bCs/>
-          <w:color w:val="000000" w:themeColor="text1"/>
-          <w:sz w:val="24"/>
-        </w:rPr>
-        <w:t>耗材费</w:t>
-      </w:r>
-      <w:proofErr w:type="gramEnd"/>
+        <w:t>（2）耗材费</w:t>
+      </w:r>
       <w:r>
         <w:rPr>
           <w:rFonts w:ascii="宋体" w:hAnsi="宋体" w:cs="宋体" w:hint="eastAsia"/>
@@ -5135,12 +5004,8 @@
       </w:r>
     </w:p>
     <w:sectPr>
-      <w:headerReference w:type="even" r:id="rId12"/>
-      <w:headerReference w:type="default" r:id="rId13"/>
-      <w:footerReference w:type="even" r:id="rId14"/>
-      <w:footerReference w:type="default" r:id="rId15"/>
-      <w:headerReference w:type="first" r:id="rId16"/>
-      <w:footerReference w:type="first" r:id="rId17"/>
+      <w:headerReference w:type="default" r:id="rId12"/>
+      <w:footerReference w:type="default" r:id="rId13"/>
       <w:pgSz w:w="11906" w:h="16838"/>
       <w:pgMar w:top="1440" w:right="1800" w:bottom="1440" w:left="1800" w:header="57" w:footer="850" w:gutter="0"/>
       <w:cols w:space="720"/>
@@ -5171,16 +5036,6 @@
 </file>
 
 <file path=word/footer1.xml><?xml version="1.0" encoding="utf-8"?>
-<w:ftr xmlns:wpc="http://schemas.microsoft.com/office/word/2010/wordprocessingCanvas" xmlns:cx="http://schemas.microsoft.com/office/drawing/2014/chartex" xmlns:cx1="http://schemas.microsoft.com/office/drawing/2015/9/8/chartex" xmlns:cx2="http://schemas.microsoft.com/office/drawing/2015/10/21/chartex" xmlns:cx3="http://schemas.microsoft.com/office/drawing/2016/5/9/chartex" xmlns:cx4="http://schemas.microsoft.com/office/drawing/2016/5/10/chartex" xmlns:cx5="http://schemas.microsoft.com/office/drawing/2016/5/11/chartex" xmlns:cx6="http://schemas.microsoft.com/office/drawing/2016/5/12/chartex" xmlns:cx7="http://schemas.microsoft.com/office/drawing/2016/5/13/chartex" xmlns:cx8="http://schemas.microsoft.com/office/drawing/2016/5/14/chartex" xmlns:mc="http://schemas.openxmlformats.org/markup-compatibility/2006" xmlns:aink="http://schemas.microsoft.com/office/drawing/2016/ink" xmlns:am3d="http://schemas.microsoft.com/office/drawing/2017/model3d" xmlns:o="urn:schemas-microsoft-com:office:office" xmlns:oel="http://schemas.microsoft.com/office/2019/extlst" xmlns:r="http://schemas.openxmlformats.org/officeDocument/2006/relationships" xmlns:m="http://schemas.openxmlformats.org/officeDocument/2006/math" xmlns:v="urn:schemas-microsoft-com:vml" xmlns:wp14="http://schemas.microsoft.com/office/word/2010/wordprocessingDrawing" xmlns:wp="http://schemas.openxmlformats.org/drawingml/2006/wordprocessingDrawing" xmlns:w10="urn:schemas-microsoft-com:office:word" xmlns:w="http://schemas.openxmlformats.org/wordprocessingml/2006/main" xmlns:w14="http://schemas.microsoft.com/office/word/2010/wordml" xmlns:w15="http://schemas.microsoft.com/office/word/2012/wordml" xmlns:w16cex="http://schemas.microsoft.com/office/word/2018/wordml/cex" xmlns:w16cid="http://schemas.microsoft.com/office/word/2016/wordml/cid" xmlns:w16="http://schemas.microsoft.com/office/word/2018/wordml" xmlns:w16du="http://schemas.microsoft.com/office/word/2023/wordml/word16du" xmlns:w16sdtdh="http://schemas.microsoft.com/office/word/2020/wordml/sdtdatahash" xmlns:w16sdtfl="http://schemas.microsoft.com/office/word/2024/wordml/sdtformatlock" xmlns:w16se="http://schemas.microsoft.com/office/word/2015/wordml/symex" xmlns:wpg="http://schemas.microsoft.com/office/word/2010/wordprocessingGroup" xmlns:wpi="http://schemas.microsoft.com/office/word/2010/wordprocessingInk" xmlns:wne="http://schemas.microsoft.com/office/word/2006/wordml" xmlns:wps="http://schemas.microsoft.com/office/word/2010/wordprocessingShape" mc:Ignorable="w14 w15 w16se w16cid w16 w16cex w16sdtdh w16sdtfl w16du wp14">
-  <w:p>
-    <w:pPr>
-      <w:pStyle w:val="a9"/>
-    </w:pPr>
-  </w:p>
-</w:ftr>
-</file>
-
-<file path=word/footer2.xml><?xml version="1.0" encoding="utf-8"?>
 <w:ftr xmlns:wpc="http://schemas.microsoft.com/office/word/2010/wordprocessingCanvas" xmlns:cx="http://schemas.microsoft.com/office/drawing/2014/chartex" xmlns:cx1="http://schemas.microsoft.com/office/drawing/2015/9/8/chartex" xmlns:cx2="http://schemas.microsoft.com/office/drawing/2015/10/21/chartex" xmlns:cx3="http://schemas.microsoft.com/office/drawing/2016/5/9/chartex" xmlns:cx4="http://schemas.microsoft.com/office/drawing/2016/5/10/chartex" xmlns:cx5="http://schemas.microsoft.com/office/drawing/2016/5/11/chartex" xmlns:cx6="http://schemas.microsoft.com/office/drawing/2016/5/12/chartex" xmlns:cx7="http://schemas.microsoft.com/office/drawing/2016/5/13/chartex" xmlns:cx8="http://schemas.microsoft.com/office/drawing/2016/5/14/chartex" xmlns:mc="http://schemas.openxmlformats.org/markup-compatibility/2006" xmlns:aink="http://schemas.microsoft.com/office/drawing/2016/ink" xmlns:am3d="http://schemas.microsoft.com/office/drawing/2017/model3d" xmlns:o="urn:schemas-microsoft-com:office:office" xmlns:oel="http://schemas.microsoft.com/office/2019/extlst" xmlns:r="http://schemas.openxmlformats.org/officeDocument/2006/relationships" xmlns:m="http://schemas.openxmlformats.org/officeDocument/2006/math" xmlns:v="urn:schemas-microsoft-com:vml" xmlns:wp14="http://schemas.microsoft.com/office/word/2010/wordprocessingDrawing" xmlns:wp="http://schemas.openxmlformats.org/drawingml/2006/wordprocessingDrawing" xmlns:w10="urn:schemas-microsoft-com:office:word" xmlns:w="http://schemas.openxmlformats.org/wordprocessingml/2006/main" xmlns:w14="http://schemas.microsoft.com/office/word/2010/wordml" xmlns:w15="http://schemas.microsoft.com/office/word/2012/wordml" xmlns:w16cex="http://schemas.microsoft.com/office/word/2018/wordml/cex" xmlns:w16cid="http://schemas.microsoft.com/office/word/2016/wordml/cid" xmlns:w16="http://schemas.microsoft.com/office/word/2018/wordml" xmlns:w16du="http://schemas.microsoft.com/office/word/2023/wordml/word16du" xmlns:w16sdtdh="http://schemas.microsoft.com/office/word/2020/wordml/sdtdatahash" xmlns:w16sdtfl="http://schemas.microsoft.com/office/word/2024/wordml/sdtformatlock" xmlns:w16se="http://schemas.microsoft.com/office/word/2015/wordml/symex" xmlns:wpg="http://schemas.microsoft.com/office/word/2010/wordprocessingGroup" xmlns:wpi="http://schemas.microsoft.com/office/word/2010/wordprocessingInk" xmlns:wne="http://schemas.microsoft.com/office/word/2006/wordml" xmlns:wps="http://schemas.microsoft.com/office/word/2010/wordprocessingShape" mc:Ignorable="w14 w15 w16se w16cid w16 w16cex w16sdtdh w16sdtfl w16du wp14">
   <w:sdt>
     <w:sdtPr>
@@ -5225,16 +5080,6 @@
 </w:ftr>
 </file>
 
-<file path=word/footer3.xml><?xml version="1.0" encoding="utf-8"?>
-<w:ftr xmlns:wpc="http://schemas.microsoft.com/office/word/2010/wordprocessingCanvas" xmlns:cx="http://schemas.microsoft.com/office/drawing/2014/chartex" xmlns:cx1="http://schemas.microsoft.com/office/drawing/2015/9/8/chartex" xmlns:cx2="http://schemas.microsoft.com/office/drawing/2015/10/21/chartex" xmlns:cx3="http://schemas.microsoft.com/office/drawing/2016/5/9/chartex" xmlns:cx4="http://schemas.microsoft.com/office/drawing/2016/5/10/chartex" xmlns:cx5="http://schemas.microsoft.com/office/drawing/2016/5/11/chartex" xmlns:cx6="http://schemas.microsoft.com/office/drawing/2016/5/12/chartex" xmlns:cx7="http://schemas.microsoft.com/office/drawing/2016/5/13/chartex" xmlns:cx8="http://schemas.microsoft.com/office/drawing/2016/5/14/chartex" xmlns:mc="http://schemas.openxmlformats.org/markup-compatibility/2006" xmlns:aink="http://schemas.microsoft.com/office/drawing/2016/ink" xmlns:am3d="http://schemas.microsoft.com/office/drawing/2017/model3d" xmlns:o="urn:schemas-microsoft-com:office:office" xmlns:oel="http://schemas.microsoft.com/office/2019/extlst" xmlns:r="http://schemas.openxmlformats.org/officeDocument/2006/relationships" xmlns:m="http://schemas.openxmlformats.org/officeDocument/2006/math" xmlns:v="urn:schemas-microsoft-com:vml" xmlns:wp14="http://schemas.microsoft.com/office/word/2010/wordprocessingDrawing" xmlns:wp="http://schemas.openxmlformats.org/drawingml/2006/wordprocessingDrawing" xmlns:w10="urn:schemas-microsoft-com:office:word" xmlns:w="http://schemas.openxmlformats.org/wordprocessingml/2006/main" xmlns:w14="http://schemas.microsoft.com/office/word/2010/wordml" xmlns:w15="http://schemas.microsoft.com/office/word/2012/wordml" xmlns:w16cex="http://schemas.microsoft.com/office/word/2018/wordml/cex" xmlns:w16cid="http://schemas.microsoft.com/office/word/2016/wordml/cid" xmlns:w16="http://schemas.microsoft.com/office/word/2018/wordml" xmlns:w16du="http://schemas.microsoft.com/office/word/2023/wordml/word16du" xmlns:w16sdtdh="http://schemas.microsoft.com/office/word/2020/wordml/sdtdatahash" xmlns:w16sdtfl="http://schemas.microsoft.com/office/word/2024/wordml/sdtformatlock" xmlns:w16se="http://schemas.microsoft.com/office/word/2015/wordml/symex" xmlns:wpg="http://schemas.microsoft.com/office/word/2010/wordprocessingGroup" xmlns:wpi="http://schemas.microsoft.com/office/word/2010/wordprocessingInk" xmlns:wne="http://schemas.microsoft.com/office/word/2006/wordml" xmlns:wps="http://schemas.microsoft.com/office/word/2010/wordprocessingShape" mc:Ignorable="w14 w15 w16se w16cid w16 w16cex w16sdtdh w16sdtfl w16du wp14">
-  <w:p>
-    <w:pPr>
-      <w:pStyle w:val="a9"/>
-    </w:pPr>
-  </w:p>
-</w:ftr>
-</file>
-
 <file path=word/footnotes.xml><?xml version="1.0" encoding="utf-8"?>
 <w:footnotes xmlns:wpc="http://schemas.microsoft.com/office/word/2010/wordprocessingCanvas" xmlns:cx="http://schemas.microsoft.com/office/drawing/2014/chartex" xmlns:cx1="http://schemas.microsoft.com/office/drawing/2015/9/8/chartex" xmlns:cx2="http://schemas.microsoft.com/office/drawing/2015/10/21/chartex" xmlns:cx3="http://schemas.microsoft.com/office/drawing/2016/5/9/chartex" xmlns:cx4="http://schemas.microsoft.com/office/drawing/2016/5/10/chartex" xmlns:cx5="http://schemas.microsoft.com/office/drawing/2016/5/11/chartex" xmlns:cx6="http://schemas.microsoft.com/office/drawing/2016/5/12/chartex" xmlns:cx7="http://schemas.microsoft.com/office/drawing/2016/5/13/chartex" xmlns:cx8="http://schemas.microsoft.com/office/drawing/2016/5/14/chartex" xmlns:mc="http://schemas.openxmlformats.org/markup-compatibility/2006" xmlns:aink="http://schemas.microsoft.com/office/drawing/2016/ink" xmlns:am3d="http://schemas.microsoft.com/office/drawing/2017/model3d" xmlns:o="urn:schemas-microsoft-com:office:office" xmlns:oel="http://schemas.microsoft.com/office/2019/extlst" xmlns:r="http://schemas.openxmlformats.org/officeDocument/2006/relationships" xmlns:m="http://schemas.openxmlformats.org/officeDocument/2006/math" xmlns:v="urn:schemas-microsoft-com:vml" xmlns:wp14="http://schemas.microsoft.com/office/word/2010/wordprocessingDrawing" xmlns:wp="http://schemas.openxmlformats.org/drawingml/2006/wordprocessingDrawing" xmlns:w10="urn:schemas-microsoft-com:office:word" xmlns:w="http://schemas.openxmlformats.org/wordprocessingml/2006/main" xmlns:w14="http://schemas.microsoft.com/office/word/2010/wordml" xmlns:w15="http://schemas.microsoft.com/office/word/2012/wordml" xmlns:w16cex="http://schemas.microsoft.com/office/word/2018/wordml/cex" xmlns:w16cid="http://schemas.microsoft.com/office/word/2016/wordml/cid" xmlns:w16="http://schemas.microsoft.com/office/word/2018/wordml" xmlns:w16du="http://schemas.microsoft.com/office/word/2023/wordml/word16du" xmlns:w16sdtdh="http://schemas.microsoft.com/office/word/2020/wordml/sdtdatahash" xmlns:w16sdtfl="http://schemas.microsoft.com/office/word/2024/wordml/sdtformatlock" xmlns:w16se="http://schemas.microsoft.com/office/word/2015/wordml/symex" xmlns:wpg="http://schemas.microsoft.com/office/word/2010/wordprocessingGroup" xmlns:wpi="http://schemas.microsoft.com/office/word/2010/wordprocessingInk" xmlns:wne="http://schemas.microsoft.com/office/word/2006/wordml" xmlns:wps="http://schemas.microsoft.com/office/word/2010/wordprocessingShape" mc:Ignorable="w14 w15 w16se w16cid w16 w16cex w16sdtdh w16sdtfl w16du wp14">
   <w:footnote w:type="separator" w:id="-1">
@@ -5255,16 +5100,6 @@
 </file>
 
 <file path=word/header1.xml><?xml version="1.0" encoding="utf-8"?>
-<w:hdr xmlns:wpc="http://schemas.microsoft.com/office/word/2010/wordprocessingCanvas" xmlns:cx="http://schemas.microsoft.com/office/drawing/2014/chartex" xmlns:cx1="http://schemas.microsoft.com/office/drawing/2015/9/8/chartex" xmlns:cx2="http://schemas.microsoft.com/office/drawing/2015/10/21/chartex" xmlns:cx3="http://schemas.microsoft.com/office/drawing/2016/5/9/chartex" xmlns:cx4="http://schemas.microsoft.com/office/drawing/2016/5/10/chartex" xmlns:cx5="http://schemas.microsoft.com/office/drawing/2016/5/11/chartex" xmlns:cx6="http://schemas.microsoft.com/office/drawing/2016/5/12/chartex" xmlns:cx7="http://schemas.microsoft.com/office/drawing/2016/5/13/chartex" xmlns:cx8="http://schemas.microsoft.com/office/drawing/2016/5/14/chartex" xmlns:mc="http://schemas.openxmlformats.org/markup-compatibility/2006" xmlns:aink="http://schemas.microsoft.com/office/drawing/2016/ink" xmlns:am3d="http://schemas.microsoft.com/office/drawing/2017/model3d" xmlns:o="urn:schemas-microsoft-com:office:office" xmlns:oel="http://schemas.microsoft.com/office/2019/extlst" xmlns:r="http://schemas.openxmlformats.org/officeDocument/2006/relationships" xmlns:m="http://schemas.openxmlformats.org/officeDocument/2006/math" xmlns:v="urn:schemas-microsoft-com:vml" xmlns:wp14="http://schemas.microsoft.com/office/word/2010/wordprocessingDrawing" xmlns:wp="http://schemas.openxmlformats.org/drawingml/2006/wordprocessingDrawing" xmlns:w10="urn:schemas-microsoft-com:office:word" xmlns:w="http://schemas.openxmlformats.org/wordprocessingml/2006/main" xmlns:w14="http://schemas.microsoft.com/office/word/2010/wordml" xmlns:w15="http://schemas.microsoft.com/office/word/2012/wordml" xmlns:w16cex="http://schemas.microsoft.com/office/word/2018/wordml/cex" xmlns:w16cid="http://schemas.microsoft.com/office/word/2016/wordml/cid" xmlns:w16="http://schemas.microsoft.com/office/word/2018/wordml" xmlns:w16du="http://schemas.microsoft.com/office/word/2023/wordml/word16du" xmlns:w16sdtdh="http://schemas.microsoft.com/office/word/2020/wordml/sdtdatahash" xmlns:w16sdtfl="http://schemas.microsoft.com/office/word/2024/wordml/sdtformatlock" xmlns:w16se="http://schemas.microsoft.com/office/word/2015/wordml/symex" xmlns:wpg="http://schemas.microsoft.com/office/word/2010/wordprocessingGroup" xmlns:wpi="http://schemas.microsoft.com/office/word/2010/wordprocessingInk" xmlns:wne="http://schemas.microsoft.com/office/word/2006/wordml" xmlns:wps="http://schemas.microsoft.com/office/word/2010/wordprocessingShape" mc:Ignorable="w14 w15 w16se w16cid w16 w16cex w16sdtdh w16sdtfl w16du wp14">
-  <w:p>
-    <w:pPr>
-      <w:pStyle w:val="ab"/>
-    </w:pPr>
-  </w:p>
-</w:hdr>
-</file>
-
-<file path=word/header2.xml><?xml version="1.0" encoding="utf-8"?>
 <w:hdr xmlns:wpc="http://schemas.microsoft.com/office/word/2010/wordprocessingCanvas" xmlns:cx="http://schemas.microsoft.com/office/drawing/2014/chartex" xmlns:cx1="http://schemas.microsoft.com/office/drawing/2015/9/8/chartex" xmlns:cx2="http://schemas.microsoft.com/office/drawing/2015/10/21/chartex" xmlns:cx3="http://schemas.microsoft.com/office/drawing/2016/5/9/chartex" xmlns:cx4="http://schemas.microsoft.com/office/drawing/2016/5/10/chartex" xmlns:cx5="http://schemas.microsoft.com/office/drawing/2016/5/11/chartex" xmlns:cx6="http://schemas.microsoft.com/office/drawing/2016/5/12/chartex" xmlns:cx7="http://schemas.microsoft.com/office/drawing/2016/5/13/chartex" xmlns:cx8="http://schemas.microsoft.com/office/drawing/2016/5/14/chartex" xmlns:mc="http://schemas.openxmlformats.org/markup-compatibility/2006" xmlns:aink="http://schemas.microsoft.com/office/drawing/2016/ink" xmlns:am3d="http://schemas.microsoft.com/office/drawing/2017/model3d" xmlns:o="urn:schemas-microsoft-com:office:office" xmlns:oel="http://schemas.microsoft.com/office/2019/extlst" xmlns:r="http://schemas.openxmlformats.org/officeDocument/2006/relationships" xmlns:m="http://schemas.openxmlformats.org/officeDocument/2006/math" xmlns:v="urn:schemas-microsoft-com:vml" xmlns:wp14="http://schemas.microsoft.com/office/word/2010/wordprocessingDrawing" xmlns:wp="http://schemas.openxmlformats.org/drawingml/2006/wordprocessingDrawing" xmlns:w10="urn:schemas-microsoft-com:office:word" xmlns:w="http://schemas.openxmlformats.org/wordprocessingml/2006/main" xmlns:w14="http://schemas.microsoft.com/office/word/2010/wordml" xmlns:w15="http://schemas.microsoft.com/office/word/2012/wordml" xmlns:w16cex="http://schemas.microsoft.com/office/word/2018/wordml/cex" xmlns:w16cid="http://schemas.microsoft.com/office/word/2016/wordml/cid" xmlns:w16="http://schemas.microsoft.com/office/word/2018/wordml" xmlns:w16du="http://schemas.microsoft.com/office/word/2023/wordml/word16du" xmlns:w16sdtdh="http://schemas.microsoft.com/office/word/2020/wordml/sdtdatahash" xmlns:w16sdtfl="http://schemas.microsoft.com/office/word/2024/wordml/sdtformatlock" xmlns:w16se="http://schemas.microsoft.com/office/word/2015/wordml/symex" xmlns:wpg="http://schemas.microsoft.com/office/word/2010/wordprocessingGroup" xmlns:wpi="http://schemas.microsoft.com/office/word/2010/wordprocessingInk" xmlns:wne="http://schemas.microsoft.com/office/word/2006/wordml" xmlns:wps="http://schemas.microsoft.com/office/word/2010/wordprocessingShape" mc:Ignorable="w14 w15 w16se w16cid w16 w16cex w16sdtdh w16sdtfl w16du wp14">
   <w:p>
     <w:pPr>
@@ -5310,23 +5145,13 @@
         <w:szCs w:val="21"/>
       </w:rPr>
     </w:pPr>
-    <w:proofErr w:type="gramStart"/>
     <w:r>
       <w:rPr>
         <w:rFonts w:hint="eastAsia"/>
         <w:sz w:val="21"/>
         <w:szCs w:val="21"/>
       </w:rPr>
-      <w:t>康乐智助项目计划</w:t>
-    </w:r>
-    <w:proofErr w:type="gramEnd"/>
-    <w:r>
-      <w:rPr>
-        <w:rFonts w:hint="eastAsia"/>
-        <w:sz w:val="21"/>
-        <w:szCs w:val="21"/>
-      </w:rPr>
-      <w:t>书</w:t>
+      <w:t>康乐智助项目计划书</w:t>
     </w:r>
   </w:p>
   <w:p>
@@ -5335,16 +5160,6 @@
       <w:pBdr>
         <w:bottom w:val="none" w:sz="0" w:space="1" w:color="auto"/>
       </w:pBdr>
-    </w:pPr>
-  </w:p>
-</w:hdr>
-</file>
-
-<file path=word/header3.xml><?xml version="1.0" encoding="utf-8"?>
-<w:hdr xmlns:wpc="http://schemas.microsoft.com/office/word/2010/wordprocessingCanvas" xmlns:cx="http://schemas.microsoft.com/office/drawing/2014/chartex" xmlns:cx1="http://schemas.microsoft.com/office/drawing/2015/9/8/chartex" xmlns:cx2="http://schemas.microsoft.com/office/drawing/2015/10/21/chartex" xmlns:cx3="http://schemas.microsoft.com/office/drawing/2016/5/9/chartex" xmlns:cx4="http://schemas.microsoft.com/office/drawing/2016/5/10/chartex" xmlns:cx5="http://schemas.microsoft.com/office/drawing/2016/5/11/chartex" xmlns:cx6="http://schemas.microsoft.com/office/drawing/2016/5/12/chartex" xmlns:cx7="http://schemas.microsoft.com/office/drawing/2016/5/13/chartex" xmlns:cx8="http://schemas.microsoft.com/office/drawing/2016/5/14/chartex" xmlns:mc="http://schemas.openxmlformats.org/markup-compatibility/2006" xmlns:aink="http://schemas.microsoft.com/office/drawing/2016/ink" xmlns:am3d="http://schemas.microsoft.com/office/drawing/2017/model3d" xmlns:o="urn:schemas-microsoft-com:office:office" xmlns:oel="http://schemas.microsoft.com/office/2019/extlst" xmlns:r="http://schemas.openxmlformats.org/officeDocument/2006/relationships" xmlns:m="http://schemas.openxmlformats.org/officeDocument/2006/math" xmlns:v="urn:schemas-microsoft-com:vml" xmlns:wp14="http://schemas.microsoft.com/office/word/2010/wordprocessingDrawing" xmlns:wp="http://schemas.openxmlformats.org/drawingml/2006/wordprocessingDrawing" xmlns:w10="urn:schemas-microsoft-com:office:word" xmlns:w="http://schemas.openxmlformats.org/wordprocessingml/2006/main" xmlns:w14="http://schemas.microsoft.com/office/word/2010/wordml" xmlns:w15="http://schemas.microsoft.com/office/word/2012/wordml" xmlns:w16cex="http://schemas.microsoft.com/office/word/2018/wordml/cex" xmlns:w16cid="http://schemas.microsoft.com/office/word/2016/wordml/cid" xmlns:w16="http://schemas.microsoft.com/office/word/2018/wordml" xmlns:w16du="http://schemas.microsoft.com/office/word/2023/wordml/word16du" xmlns:w16sdtdh="http://schemas.microsoft.com/office/word/2020/wordml/sdtdatahash" xmlns:w16sdtfl="http://schemas.microsoft.com/office/word/2024/wordml/sdtformatlock" xmlns:w16se="http://schemas.microsoft.com/office/word/2015/wordml/symex" xmlns:wpg="http://schemas.microsoft.com/office/word/2010/wordprocessingGroup" xmlns:wpi="http://schemas.microsoft.com/office/word/2010/wordprocessingInk" xmlns:wne="http://schemas.microsoft.com/office/word/2006/wordml" xmlns:wps="http://schemas.microsoft.com/office/word/2010/wordprocessingShape" mc:Ignorable="w14 w15 w16se w16cid w16 w16cex w16sdtdh w16sdtfl w16du wp14">
-  <w:p>
-    <w:pPr>
-      <w:pStyle w:val="ab"/>
     </w:pPr>
   </w:p>
 </w:hdr>
@@ -6730,6 +6545,7 @@
   <w:style w:type="character" w:default="1" w:styleId="a0">
     <w:name w:val="Default Paragraph Font"/>
     <w:uiPriority w:val="1"/>
+    <w:semiHidden/>
     <w:unhideWhenUsed/>
   </w:style>
   <w:style w:type="table" w:default="1" w:styleId="a1">
@@ -7321,6 +7137,10 @@
 </file>
 
 <file path=customXml/item1.xml><?xml version="1.0" encoding="utf-8"?>
+<b:Sources xmlns:b="http://schemas.openxmlformats.org/officeDocument/2006/bibliography" xmlns="http://schemas.openxmlformats.org/officeDocument/2006/bibliography" SelectedStyle="\APASixthEditionOfficeOnline.xsl" StyleName="APA" Version="6"/>
+</file>
+
+<file path=customXml/item2.xml><?xml version="1.0" encoding="utf-8"?>
 <s:customData xmlns="http://www.wps.cn/officeDocument/2013/wpsCustomData" xmlns:s="http://www.wps.cn/officeDocument/2013/wpsCustomData">
   <customSectProps/>
   <customShpExts>
@@ -7329,22 +7149,18 @@
 </s:customData>
 </file>
 
-<file path=customXml/item2.xml><?xml version="1.0" encoding="utf-8"?>
-<b:Sources xmlns:b="http://schemas.openxmlformats.org/officeDocument/2006/bibliography" xmlns="http://schemas.openxmlformats.org/officeDocument/2006/bibliography" SelectedStyle="\APASixthEditionOfficeOnline.xsl" StyleName="APA" Version="6"/>
+<file path=customXml/itemProps1.xml><?xml version="1.0" encoding="utf-8"?>
+<ds:datastoreItem xmlns:ds="http://schemas.openxmlformats.org/officeDocument/2006/customXml" ds:itemID="{FEB2A9AD-E8D7-479D-BA68-904D1720C221}">
+  <ds:schemaRefs>
+    <ds:schemaRef ds:uri="http://schemas.openxmlformats.org/officeDocument/2006/bibliography"/>
+  </ds:schemaRefs>
+</ds:datastoreItem>
 </file>
 
-<file path=customXml/itemProps1.xml><?xml version="1.0" encoding="utf-8"?>
+<file path=customXml/itemProps2.xml><?xml version="1.0" encoding="utf-8"?>
 <ds:datastoreItem xmlns:ds="http://schemas.openxmlformats.org/officeDocument/2006/customXml" ds:itemID="{B1977F7D-205B-4081-913C-38D41E755F92}">
   <ds:schemaRefs>
     <ds:schemaRef ds:uri="http://www.wps.cn/officeDocument/2013/wpsCustomData"/>
   </ds:schemaRefs>
 </ds:datastoreItem>
-</file>
-
-<file path=customXml/itemProps2.xml><?xml version="1.0" encoding="utf-8"?>
-<ds:datastoreItem xmlns:ds="http://schemas.openxmlformats.org/officeDocument/2006/customXml" ds:itemID="{FEB2A9AD-E8D7-479D-BA68-904D1720C221}">
-  <ds:schemaRefs>
-    <ds:schemaRef ds:uri="http://schemas.openxmlformats.org/officeDocument/2006/bibliography"/>
-  </ds:schemaRefs>
-</ds:datastoreItem>
 </file>